--- a/rapports/16_02_2026/EL_MOUSTAPHA/coh_EQ17_sup_041102000084.docx
+++ b/rapports/16_02_2026/EL_MOUSTAPHA/coh_EQ17_sup_041102000084.docx
@@ -25,7 +25,7 @@
         <w:br/>
         <w:t>Grappe: 041102000084</w:t>
         <w:br/>
-        <w:t>Date: 16/02/2026 a 12:40</w:t>
+        <w:t>Date: 16/02/2026 a 12:58</w:t>
       </w:r>
     </w:p>
     <w:p/>
@@ -3323,9 +3323,9 @@
         <w:rPr>
           <w:sz w:val="20"/>
         </w:rPr>
-        <w:t xml:space="preserve">- Les informations sur ces entrepises non agricole manquent, prière de les renseigner. Le montant obtenus sur les services rendus par l'entreprise ##N/A## au cours des 30 derniers jours ou durant le dernier mois où l'entreprise a fonctionné n'a pas été renseigné, prière de mettre de 0 si l'entreprise n'a pas rendu de service. Prière de renseigner les montants dans les champs (s10q46 s10q47 s10q48 s10q49 s10q50 s10q51 s10q52 s10q53 s10q54 s10q55 s10q56 s10q57), mettre 0 si l'entreprise ##N/A## n'a pas effectué des dépenses ou faire des reventes des marchandises ou des produits ou rendre de service.Cette entreprise ##N/A## dit avoir obtenu une valeur sur les marchandises vendu en etat, les marchandises vendu après transformation et les services rendus. Prière de corriger. Cette entreprise ##N/A## dit avoir obtenu une valeur sur les marchandises vendu en etat et les marchandises vendu après transformation. La main d'oeuvre familiale pour ALY BA ayant travaillé dans cette entreprise ##N/A## aucours des 12 derniers mois n'est pas renseigner. Prière de reneigner toutes les informations qui lui concerne. La main d'oeuvre sariale de ALY BA ayant travaillé dans cette entreprise ##N/A## aucours des 30 derniers jours n'est pas renseigner. Prière de reneigner toutes les informations qui lui concerne. </w:t>
+        <w:t xml:space="preserve">- Les informations sur ces entrepises non agricole manquent, prière de les renseigner. Le montant obtenus sur les services rendus par l'entreprise ##N/A## au cours des 30 derniers jours ou durant le dernier mois où l'entreprise a fonctionné n'a pas été renseigné, prière de mettre de 0 si l'entreprise n'a pas rendu de service. Prière de renseigner les montants dans les champs (s10q46 s10q47 s10q48 s10q49 s10q50 s10q51 s10q52 s10q53 s10q54 s10q55 s10q56 s10q57), mettre 0 si l'entreprise ##N/A## n'a pas effectué des dépenses ou faire des reventes des marchandises ou des produits ou rendre de service.Cette entreprise ##N/A## dit avoir obtenu une valeur sur les marchandises vendu en etat, les marchandises vendu après transformation et les services rendus. Prière de corriger. Cette entreprise ##N/A## dit avoir obtenu une valeur sur les marchandises vendu en etat et les marchandises vendu après transformation. La main d'oeuvre familiale pour AMADOU DIOP ayant travaillé dans cette entreprise ##N/A## aucours des 12 derniers mois n'est pas renseigner. Prière de reneigner toutes les informations qui lui concerne. La main d'oeuvre sariale de AMADOU DIOP ayant travaillé dans cette entreprise ##N/A## aucours des 30 derniers jours n'est pas renseigner. Prière de reneigner toutes les informations qui lui concerne. </w:t>
         <w:br/>
-        <w:t>- Les informations sur ces entrepises non agricole manquent, prière de les renseigner. Le montant obtenus sur les services rendus par l'entreprise ##N/A## au cours des 30 derniers jours ou durant le dernier mois où l'entreprise a fonctionné n'a pas été renseigné, prière de mettre de 0 si l'entreprise n'a pas rendu de service. Prière de renseigner les montants dans les champs (s10q46 s10q47 s10q48 s10q49 s10q50 s10q51 s10q52 s10q53 s10q54 s10q55 s10q56 s10q57), mettre 0 si l'entreprise ##N/A## n'a pas effectué des dépenses ou faire des reventes des marchandises ou des produits ou rendre de service.Cette entreprise ##N/A## dit avoir obtenu une valeur sur les marchandises vendu en etat, les marchandises vendu après transformation et les services rendus. Prière de corriger. Cette entreprise ##N/A## dit avoir obtenu une valeur sur les marchandises vendu en etat et les marchandises vendu après transformation. La main d'oeuvre familiale pour AMADOU DIOP ayant travaillé dans cette entreprise ##N/A## aucours des 12 derniers mois n'est pas renseigner. Prière de reneigner toutes les informations qui lui concerne. La main d'oeuvre sariale de AMADOU DIOP ayant travaillé dans cette entreprise ##N/A## aucours des 30 derniers jours n'est pas renseigner. Prière de reneigner toutes les informations qui lui concerne.</w:t>
+        <w:t>- Les informations sur ces entrepises non agricole manquent, prière de les renseigner. Le montant obtenus sur les services rendus par l'entreprise ##N/A## au cours des 30 derniers jours ou durant le dernier mois où l'entreprise a fonctionné n'a pas été renseigné, prière de mettre de 0 si l'entreprise n'a pas rendu de service. Prière de renseigner les montants dans les champs (s10q46 s10q47 s10q48 s10q49 s10q50 s10q51 s10q52 s10q53 s10q54 s10q55 s10q56 s10q57), mettre 0 si l'entreprise ##N/A## n'a pas effectué des dépenses ou faire des reventes des marchandises ou des produits ou rendre de service.Cette entreprise ##N/A## dit avoir obtenu une valeur sur les marchandises vendu en etat, les marchandises vendu après transformation et les services rendus. Prière de corriger. Cette entreprise ##N/A## dit avoir obtenu une valeur sur les marchandises vendu en etat et les marchandises vendu après transformation. La main d'oeuvre familiale pour HAWA DIOP ayant travaillé dans cette entreprise ##N/A## aucours des 12 derniers mois n'est pas renseigner. Prière de reneigner toutes les informations qui lui concerne. La main d'oeuvre sariale de HAWA DIOP ayant travaillé dans cette entreprise ##N/A## aucours des 30 derniers jours n'est pas renseigner. Prière de reneigner toutes les informations qui lui concerne.</w:t>
       </w:r>
     </w:p>
     <w:p>
@@ -4053,7 +4053,7 @@
         <w:rPr>
           <w:sz w:val="20"/>
         </w:rPr>
-        <w:t>- Le montant obtenus sur les services rendus par l'entreprise construction de bar au cours des 30 derniers jours ou durant le dernier mois où l'entreprise a fonctionné n'a pas été renseigné, prière de mettre de 0 si l'entreprise n'a pas rendu de service. Prière de renseigner les montants dans les champs (s10q46 s10q47 s10q48 s10q49 s10q50 s10q51 s10q52 s10q53 s10q54 s10q55 s10q56 s10q57), mettre 0 si l'entreprise construction de bar n'a pas effectué des dépenses ou faire des reventes des marchandises ou des produits ou rendre de service.Cette entreprise construction de bar dit avoir obtenu une valeur sur les marchandises vendu en etat, les marchandises vendu après transformation et les services rendus. Prière de corriger. Cette entreprise construction de bar dit avoir obtenu une valeur sur les marchandises vendu en etat et les marchandises vendu après transformation. La main d'oeuvre familiale pour FAMA FALL ayant travaillé dans cette entreprise construction de bar aucours des 12 derniers mois n'est pas renseigner. Prière de reneigner toutes les informations qui lui concerne. La main d'oeuvre sariale de FAMA FALL ayant travaillé dans cette entreprise construction de bar aucours des 30 derniers jours n'est pas renseigner. Prière de reneigner toutes les informations qui lui concerne.</w:t>
+        <w:t>- Le montant obtenus sur les services rendus par l'entreprise construction de bar au cours des 30 derniers jours ou durant le dernier mois où l'entreprise a fonctionné n'a pas été renseigné, prière de mettre de 0 si l'entreprise n'a pas rendu de service. Prière de renseigner les montants dans les champs (s10q46 s10q47 s10q48 s10q49 s10q50 s10q51 s10q52 s10q53 s10q54 s10q55 s10q56 s10q57), mettre 0 si l'entreprise construction de bar n'a pas effectué des dépenses ou faire des reventes des marchandises ou des produits ou rendre de service.Cette entreprise construction de bar dit avoir obtenu une valeur sur les marchandises vendu en etat, les marchandises vendu après transformation et les services rendus. Prière de corriger. Cette entreprise construction de bar dit avoir obtenu une valeur sur les marchandises vendu en etat et les marchandises vendu après transformation. La main d'oeuvre familiale pour AMADOU DIOP ayant travaillé dans cette entreprise construction de bar aucours des 12 derniers mois n'est pas renseigner. Prière de reneigner toutes les informations qui lui concerne. La main d'oeuvre sariale de AMADOU DIOP ayant travaillé dans cette entreprise construction de bar aucours des 30 derniers jours n'est pas renseigner. Prière de reneigner toutes les informations qui lui concerne.</w:t>
       </w:r>
     </w:p>
     <w:p>
@@ -5927,7 +5927,7 @@
         <w:rPr>
           <w:sz w:val="20"/>
         </w:rPr>
-        <w:t xml:space="preserve">- Les informations sur ces entrepises non agricole manquent, prière de les renseigner. Le montant obtenus sur les services rendus par l'entreprise ##N/A## au cours des 30 derniers jours ou durant le dernier mois où l'entreprise a fonctionné n'a pas été renseigné, prière de mettre de 0 si l'entreprise n'a pas rendu de service. Prière de renseigner les montants dans les champs (s10q46 s10q47 s10q48 s10q49 s10q50 s10q51 s10q52 s10q53 s10q54 s10q55 s10q56 s10q57), mettre 0 si l'entreprise ##N/A## n'a pas effectué des dépenses ou faire des reventes des marchandises ou des produits ou rendre de service.Cette entreprise ##N/A## dit avoir obtenu une valeur sur les marchandises vendu en etat, les marchandises vendu après transformation et les services rendus. Prière de corriger. Cette entreprise ##N/A## dit avoir obtenu une valeur sur les marchandises vendu en etat et les marchandises vendu après transformation. La main d'oeuvre familiale pour KHADIATOU SY ayant travaillé dans cette entreprise ##N/A## aucours des 12 derniers mois n'est pas renseigner. Prière de reneigner toutes les informations qui lui concerne. La main d'oeuvre sariale de KHADIATOU SY ayant travaillé dans cette entreprise ##N/A## aucours des 30 derniers jours n'est pas renseigner. Prière de reneigner toutes les informations qui lui concerne. </w:t>
+        <w:t xml:space="preserve">- Les informations sur ces entrepises non agricole manquent, prière de les renseigner. Le montant obtenus sur les services rendus par l'entreprise ##N/A## au cours des 30 derniers jours ou durant le dernier mois où l'entreprise a fonctionné n'a pas été renseigné, prière de mettre de 0 si l'entreprise n'a pas rendu de service. Prière de renseigner les montants dans les champs (s10q46 s10q47 s10q48 s10q49 s10q50 s10q51 s10q52 s10q53 s10q54 s10q55 s10q56 s10q57), mettre 0 si l'entreprise ##N/A## n'a pas effectué des dépenses ou faire des reventes des marchandises ou des produits ou rendre de service.Cette entreprise ##N/A## dit avoir obtenu une valeur sur les marchandises vendu en etat, les marchandises vendu après transformation et les services rendus. Prière de corriger. Cette entreprise ##N/A## dit avoir obtenu une valeur sur les marchandises vendu en etat et les marchandises vendu après transformation. La main d'oeuvre familiale pour OUMOU MANE ayant travaillé dans cette entreprise ##N/A## aucours des 12 derniers mois n'est pas renseigner. Prière de reneigner toutes les informations qui lui concerne. La main d'oeuvre sariale de OUMOU MANE ayant travaillé dans cette entreprise ##N/A## aucours des 30 derniers jours n'est pas renseigner. Prière de reneigner toutes les informations qui lui concerne. </w:t>
         <w:br/>
         <w:t>- Les informations sur ces entrepises non agricole manquent, prière de les renseigner. Le montant obtenus sur les services rendus par l'entreprise ##N/A## au cours des 30 derniers jours ou durant le dernier mois où l'entreprise a fonctionné n'a pas été renseigné, prière de mettre de 0 si l'entreprise n'a pas rendu de service. Prière de renseigner les montants dans les champs (s10q46 s10q47 s10q48 s10q49 s10q50 s10q51 s10q52 s10q53 s10q54 s10q55 s10q56 s10q57), mettre 0 si l'entreprise ##N/A## n'a pas effectué des dépenses ou faire des reventes des marchandises ou des produits ou rendre de service.Cette entreprise ##N/A## dit avoir obtenu une valeur sur les marchandises vendu en etat, les marchandises vendu après transformation et les services rendus. Prière de corriger. Cette entreprise ##N/A## dit avoir obtenu une valeur sur les marchandises vendu en etat et les marchandises vendu après transformation. La main d'oeuvre familiale pour YORO MANÉ ayant travaillé dans cette entreprise ##N/A## aucours des 12 derniers mois n'est pas renseigner. Prière de reneigner toutes les informations qui lui concerne. La main d'oeuvre sariale de YORO MANÉ ayant travaillé dans cette entreprise ##N/A## aucours des 30 derniers jours n'est pas renseigner. Prière de reneigner toutes les informations qui lui concerne.</w:t>
       </w:r>

--- a/rapports/16_02_2026/EL_MOUSTAPHA/coh_EQ17_sup_041102000084.docx
+++ b/rapports/16_02_2026/EL_MOUSTAPHA/coh_EQ17_sup_041102000084.docx
@@ -25,7 +25,7 @@
         <w:br/>
         <w:t>Grappe: 041102000084</w:t>
         <w:br/>
-        <w:t>Date: 16/02/2026 a 12:58</w:t>
+        <w:t>Date: 16/02/2026 a 13:04</w:t>
       </w:r>
     </w:p>
     <w:p/>
@@ -97,7 +97,7 @@
           </w:tcPr>
           <w:p>
             <w:r>
-              <w:t>9</w:t>
+              <w:t>12</w:t>
             </w:r>
           </w:p>
         </w:tc>
@@ -119,7 +119,7 @@
           </w:tcPr>
           <w:p>
             <w:r>
-              <w:t>30</w:t>
+              <w:t>26</w:t>
             </w:r>
           </w:p>
         </w:tc>
@@ -219,7 +219,7 @@
           </w:tcPr>
           <w:p>
             <w:r>
-              <w:t>9</w:t>
+              <w:t>12</w:t>
             </w:r>
           </w:p>
         </w:tc>
@@ -251,7 +251,39 @@
           </w:tcPr>
           <w:p>
             <w:r>
-              <w:t>9</w:t>
+              <w:t>12</w:t>
+            </w:r>
+          </w:p>
+        </w:tc>
+      </w:tr>
+      <w:tr>
+        <w:tc>
+          <w:tcPr>
+            <w:tcW w:type="dxa" w:w="3324"/>
+          </w:tcPr>
+          <w:p>
+            <w:r>
+              <w:t>Section7b</w:t>
+            </w:r>
+          </w:p>
+        </w:tc>
+        <w:tc>
+          <w:tcPr>
+            <w:tcW w:type="dxa" w:w="3324"/>
+          </w:tcPr>
+          <w:p>
+            <w:r>
+              <w:t>Consommation alimentaire - 7 jours</w:t>
+            </w:r>
+          </w:p>
+        </w:tc>
+        <w:tc>
+          <w:tcPr>
+            <w:tcW w:type="dxa" w:w="3324"/>
+          </w:tcPr>
+          <w:p>
+            <w:r>
+              <w:t>12</w:t>
             </w:r>
           </w:p>
         </w:tc>
@@ -283,7 +315,7 @@
           </w:tcPr>
           <w:p>
             <w:r>
-              <w:t>9</w:t>
+              <w:t>12</w:t>
             </w:r>
           </w:p>
         </w:tc>
@@ -315,7 +347,7 @@
           </w:tcPr>
           <w:p>
             <w:r>
-              <w:t>7</w:t>
+              <w:t>10</w:t>
             </w:r>
           </w:p>
         </w:tc>
@@ -327,7 +359,7 @@
           </w:tcPr>
           <w:p>
             <w:r>
-              <w:t>Section7b</w:t>
+              <w:t>Section4a</w:t>
             </w:r>
           </w:p>
         </w:tc>
@@ -337,7 +369,7 @@
           </w:tcPr>
           <w:p>
             <w:r>
-              <w:t>Consommation alimentaire - 7 jours</w:t>
+              <w:t>Emploi</w:t>
             </w:r>
           </w:p>
         </w:tc>
@@ -347,39 +379,7 @@
           </w:tcPr>
           <w:p>
             <w:r>
-              <w:t>7</w:t>
-            </w:r>
-          </w:p>
-        </w:tc>
-      </w:tr>
-      <w:tr>
-        <w:tc>
-          <w:tcPr>
-            <w:tcW w:type="dxa" w:w="3324"/>
-          </w:tcPr>
-          <w:p>
-            <w:r>
-              <w:t>Section9b</w:t>
-            </w:r>
-          </w:p>
-        </w:tc>
-        <w:tc>
-          <w:tcPr>
-            <w:tcW w:type="dxa" w:w="3324"/>
-          </w:tcPr>
-          <w:p>
-            <w:r>
-              <w:t>Depenses non-alimentaires - 7 jours</w:t>
-            </w:r>
-          </w:p>
-        </w:tc>
-        <w:tc>
-          <w:tcPr>
-            <w:tcW w:type="dxa" w:w="3324"/>
-          </w:tcPr>
-          <w:p>
-            <w:r>
-              <w:t>6</w:t>
+              <w:t>8</w:t>
             </w:r>
           </w:p>
         </w:tc>
@@ -411,7 +411,7 @@
           </w:tcPr>
           <w:p>
             <w:r>
-              <w:t>6</w:t>
+              <w:t>8</w:t>
             </w:r>
           </w:p>
         </w:tc>
@@ -443,7 +443,7 @@
           </w:tcPr>
           <w:p>
             <w:r>
-              <w:t>5</w:t>
+              <w:t>7</w:t>
             </w:r>
           </w:p>
         </w:tc>
@@ -455,7 +455,7 @@
           </w:tcPr>
           <w:p>
             <w:r>
-              <w:t>Section7a2</w:t>
+              <w:t>Section10b</w:t>
             </w:r>
           </w:p>
         </w:tc>
@@ -465,7 +465,7 @@
           </w:tcPr>
           <w:p>
             <w:r>
-              <w:t>Repas pris a l'exterieur du menage</w:t>
+              <w:t>caracteristiques entreprise non agricole</w:t>
             </w:r>
           </w:p>
         </w:tc>
@@ -475,7 +475,7 @@
           </w:tcPr>
           <w:p>
             <w:r>
-              <w:t>5</w:t>
+              <w:t>6</w:t>
             </w:r>
           </w:p>
         </w:tc>
@@ -507,7 +507,7 @@
           </w:tcPr>
           <w:p>
             <w:r>
-              <w:t>5</w:t>
+              <w:t>6</w:t>
             </w:r>
           </w:p>
         </w:tc>
@@ -817,12 +817,16 @@
             <w:tcW w:type="dxa" w:w="3324"/>
           </w:tcPr>
           <w:p>
-            <w:r>
-              <w:rPr>
-                <w:sz w:val="18"/>
-              </w:rPr>
-              <w:t>N/A</w:t>
-            </w:r>
+            <w:r/>
+            <w:hyperlink r:id="rId9">
+              <w:r>
+                <w:rPr>
+                  <w:color w:val="0563C1"/>
+                  <w:u w:val="single"/>
+                </w:rPr>
+                <w:t>campement civil 2</w:t>
+              </w:r>
+            </w:hyperlink>
           </w:p>
         </w:tc>
       </w:tr>
@@ -894,7 +898,7 @@
         </w:rPr>
         <w:t xml:space="preserve">- Incohérence ! le montant payé de ABLAYE SY pour les frais de scolarité est très faible. veuillez, s'il vous plait, confirmer ces informations avec le QG ou apporter les corrections nécessaires. Dans les milieux urbains c'est peu probable de voir une école dont les élèves ou étudiants ne dépensent pas en frais d'uniformes, prière de verifier pour ABLAYE SY et corriger ou confirmer avec le QG. Le montant des autres depenses pour l'année scolaire de ABLAYE SY est faible ou élevé. veuillez, s'il vous plait, confirmer ces informations avec le QG ou apporter les corrections nécessaires. </w:t>
         <w:br/>
-        <w:t xml:space="preserve">-  Incohérence ! le montant payé de PASCAL DIEDHIOU2 pour les frais de scolarité est très faible. veuillez, s'il vous plait, confirmer ces informations avec le QG ou apporter les corrections nécessaires. Le montant des autres depenses pour l'année scolaire de PASCAL DIEDHIOU2 est faible ou élevé. veuillez, s'il vous plait, confirmer ces informations avec le QG ou apporter les corrections nécessaires. </w:t>
+        <w:t xml:space="preserve">-  Incohérence ! le montant payé de PASCAL DIEDHIOU2 pour les frais de scolarité est très faible. veuillez, s'il vous plait, confirmer ces informations avec le QG ou apporter les corrections nécessaires. Le montant des autres depenses pour l'année scolaire de PASCAL DIEDHIOU2 est faible ou élevé. veuillez, s'il vous plait, confirmer ces informations avec le QG ou apporter les corrections nécessaires. Attention ! Le frais de scolarité (15000 Fcfa) de PASCAL DIEDHIOU2 en 5ème année de Primaire est relativement élevé par rapport aux autres frais de scolarités observés dans cette zone. Prière de corriger ou de confirmer avec le QG. </w:t>
         <w:br/>
         <w:t xml:space="preserve">- Avertissement!!! L'âge de XAVIER DIEDHIOU avec son niveau d'étude (Fondamental 2) semble incoherent, veuillez confirmer cette information avec le QG ou corriger l'incohérence.  Incohérence ! le montant payé de XAVIER DIEDHIOU pour les frais de scolarité est très faible. veuillez, s'il vous plait, confirmer ces informations avec le QG ou apporter les corrections nécessaires. Dans les milieux urbains c'est peu probable de voir une école dont les élèves ou étudiants ne dépensent pas en frais d'uniformes, prière de verifier pour XAVIER DIEDHIOU et corriger ou confirmer avec le QG. Le montant des autres depenses pour l'année scolaire de XAVIER DIEDHIOU est faible ou élevé. veuillez, s'il vous plait, confirmer ces informations avec le QG ou apporter les corrections nécessaires. </w:t>
         <w:br/>
@@ -963,7 +967,7 @@
         <w:rPr>
           <w:sz w:val="20"/>
         </w:rPr>
-        <w:t>- Le ménage a consommé Ail mais les informations sur la quantité, l'unité ou la taille ne sont pas renseignées.Prière de renseigner. Le ménage a consommé Aubergine   mais les informations sur la quantité, l'unité ou la taille ne sont pas renseignées.Prière de renseigner. Le ménage a consommé Aubergine sauvage  mais les informations sur la quantité, l'unité ou la taille ne sont pas renseignées.Prière de renseigner. Le ménage a consommé Café en poudre soluble mais les informations sur la quantité, l'unité ou la taille ne sont pas renseignées.Prière de renseigner. Le ménage a consommé Carotte mais les informations sur la quantité, l'unité ou la taille ne sont pas renseignées.Prière de renseigner. Le ménage a consommé Choux mais les informations sur la quantité, l'unité ou la taille ne sont pas renseignées.Prière de renseigner. Le ménage a consommé Courge mais les informations sur la quantité, l'unité ou la taille ne sont pas renseignées.Prière de renseigner. Le ménage a consommé Cube alimentaire (Maggi, Jumbo, ) mais les informations sur la quantité, l'unité ou la taille ne sont pas renseignées.Prière de renseigner. Le ménage a consommé Feuilles de  Haricot mais les informations sur la quantité, l'unité ou la taille ne sont pas renseignées.Prière de renseigner. Le ménage a consommé Gombo frais mais les informations sur la quantité, l'unité ou la taille ne sont pas renseignées.Prière de renseigner. Le ménage a consommé Huile de palme raffinée mais les informations sur la quantité, l'unité ou la taille ne sont pas renseignées.Prière de renseigner. Le ménage a consommé Lait en poudre mais les informations sur la quantité, l'unité ou la taille ne sont pas renseignées.Prière de renseigner. Le ménage a consommé Manioc en tubercules mais les informations sur la quantité, l'unité ou la taille ne sont pas renseignées.Prière de renseigner. Le ménage a consommé Mayonnaise mais les informations sur la quantité, l'unité ou la taille ne sont pas renseignées.Prière de renseigner. Le ménage a consommé Mâchoiron Frais mais les informations sur la quantité, l'unité ou la taille ne sont pas renseignées.Prière de renseigner. Le ménage a consommé Oignon frais mais les informations sur la quantité, l'unité ou la taille ne sont pas renseignées.Prière de renseigner. Le ménage a consommé Pain moderne (Baguette) mais les informations sur la quantité, l'unité ou la taille ne sont pas renseignées.Prière de renseigner. Le ménage a consommé Patate douce mais les informations sur la quantité, l'unité ou la taille ne sont pas renseignées.Prière de renseigner. Le ménage a consommé Piment frais mais les informations sur la quantité, l'unité ou la taille ne sont pas renseignées.Prière de renseigner. Le ménage a consommé Piment séché mais les informations sur la quantité, l'unité ou la taille ne sont pas renseignées.Prière de renseigner. Le ménage a consommé Poireau mais les informations sur la quantité, l'unité ou la taille ne sont pas renseignées.Prière de renseigner. Le ménage a consommé Poisson de mer séché (yayeboye) mais les informations sur la quantité, l'unité ou la taille ne sont pas renseignées.Prière de renseigner. Le ménage a consommé Poivron frais mais les informations sur la quantité, l'unité ou la taille ne sont pas renseignées.Prière de renseigner. Le ménage a consommé Riz importé parfumé mais les informations sur la quantité, l'unité ou la taille ne sont pas renseignées.Prière de renseigner. Le ménage a consommé Sel mais les informations sur la quantité, l'unité ou la taille ne sont pas renseignées.Prière de renseigner. Difficile de consommer le Sel en   prière de verifier. Le ménage a consommé Sucre en poudre  mais les informations sur la quantité, l'unité ou la taille ne sont pas renseignées.Prière de renseigner. Le ménage a consommé Tamarin noir mais les informations sur la quantité, l'unité ou la taille ne sont pas renseignées.Prière de renseigner. Le ménage a consommé Viande de chèvre mais les informations sur la quantité, l'unité ou la taille ne sont pas renseignées.Prière de renseigner.</w:t>
+        <w:t>- Attention ! Le prix unitaire d'achat (100 Fcfa) de Patate douce en Morceau (Portion) (Petit) est relativement élevé par rapport aux autres prix observés dans cette zone. Prière de corriger ou de confirmer avec le QG. Attention ! Le prix unitaire d'achat (200 Fcfa) de Mayonnaise en Sachets (Petit) est relativement élevé par rapport aux autres prix observés dans cette zone. Prière de corriger ou de confirmer avec le QG. Attention ! Le prix unitaire d'achat (3250 Fcfa) de Lait en poudre en Kg (taille unique) est relativement élevé par rapport aux autres prix observés dans cette zone. Prière de corriger ou de confirmer avec le QG. Attention ! Le prix unitaire d'achat (50 Fcfa) de Cube alimentaire (Maggi, Jumbo, ) en Pièce (Petit) est relativement élevé par rapport aux autres prix observés dans cette zone. Prière de corriger ou de confirmer avec le QG. Avertissement!! La quantité (3.5 litre) du produit Huile de palme raffinée consommée  par le ménage semble très élevé, prière de corriger ou confirmer avec le QG. Incohérence!! Dans ce ménage, chaque individus consomme par jour .8142858 Kg  de cereale; Prière de revoir les quantités prises de ces produits.</w:t>
       </w:r>
     </w:p>
     <w:p>
@@ -1420,7 +1424,7 @@
           </w:tcPr>
           <w:p>
             <w:r/>
-            <w:hyperlink r:id="rId9">
+            <w:hyperlink r:id="rId10">
               <w:r>
                 <w:rPr>
                   <w:color w:val="0563C1"/>
@@ -1500,7 +1504,7 @@
         <w:rPr>
           <w:sz w:val="20"/>
         </w:rPr>
-        <w:t>- Attention ! Le prix unitaire d'achat (1041.667 Fcfa) de Huile de palme raffinée en Litre (taille unique) est relativement faible par rapport aux autres prix observés dans cette zone. Prière de corriger ou de confirmer avec le QG. Attention ! Le prix unitaire d'achat (50 Fcfa) de Tamarin noir en Sachets (Petit) est relativement faible par rapport aux autres prix observés dans cette zone. Prière de corriger ou de confirmer avec le QG. Avertissement!!! Le ménage a consommé 0.12 Litre taille unique de Huile de palme brute, cette quantité semble anormale pour une consommation des 7 derniers jours. prière de corriger ou de confirmer avec le QG. Attention ! Soupçons de quantité anormale! Le ménage de DEMBA DIALLO avec une taille de 5 personnes a consommé .12 Litre en taille unique de Huile de palme brute qui est relativement élevé comme consommation par rapport à la condition de vie des autres ménages de même taille dans cette zone. Prière de corriger ou de confirmer avec le QG. Avertissement!!! Le ménage a consommé 7 Paquet Petit de Thé en sachet, cette quantité semble anormale pour une consommation des 7 derniers jours.Prière de corriger ou de confirmer avec le QG. Avertissement!! le prix unitaire (100 Fcfa) de Thé en sachet (unité: Paquet) de taille Petit est très faible ou élevé. Prière de corriger ou de confirmer avec le QG. Incohérence!! Dans ce ménage, chaque individus consomme par jour 1.128571 Kg  de cereale; Prière de revoir les quantités prises de ces produits. Le prix d'achat unitaire (360 Fcfa) de Riz local fumé (malo-woussou) en Sac (25 Kg) de taille taille unique est très faible, prière de regarder les reponses prises dans les questions s07bq07a s07bq07b s07bq07c s07bq08 pour mieux corriger.</w:t>
+        <w:t>- Attention ! Le prix unitaire d'achat (50 Fcfa) de Tamarin noir en Sachets (Petit) est relativement faible par rapport aux autres prix observés dans cette zone. Prière de corriger ou de confirmer avec le QG. Avertissement!!! Le ménage a consommé 0.12 Litre taille unique de Huile de palme brute, cette quantité semble anormale pour une consommation des 7 derniers jours. prière de corriger ou de confirmer avec le QG. Avertissement!!! Le ménage a consommé 7 Paquet Petit de Thé en sachet, cette quantité semble anormale pour une consommation des 7 derniers jours.Prière de corriger ou de confirmer avec le QG. Avertissement!! le prix unitaire (100 Fcfa) de Thé en sachet (unité: Paquet) de taille Petit est très faible ou élevé. Prière de corriger ou de confirmer avec le QG. Incohérence!! Dans ce ménage, chaque individus consomme par jour 2.342857 Kg  de cereale; Prière de revoir les quantités prises de ces produits. Le prix d'achat unitaire (360 Fcfa) de Riz local fumé (malo-woussou) en Sac (25 Kg) de taille taille unique est très faible, prière de regarder les reponses prises dans les questions s07bq07a s07bq07b s07bq07c s07bq08 pour mieux corriger.</w:t>
       </w:r>
     </w:p>
     <w:p>
@@ -1542,7 +1546,9 @@
         <w:rPr>
           <w:sz w:val="20"/>
         </w:rPr>
-        <w:t>- Attention ! Moto/Vélomoteur/Tricycle à moteur a été achété à 100000 Fcfa est relativement faible par rapport aux autres prix d'achat observés dans cette zone. Prière de corriger ou de confirmer avec le QG.</w:t>
+        <w:t xml:space="preserve">- Attention ! Antenne parabolique / décodeur a été revendu à 3000 Fcfa qui est relativement faible par rapport aux autres prix de revente observés dans cette zone. Prière de corriger ou de confirmer avec le QG. </w:t>
+        <w:br/>
+        <w:t>- Attention ! Lit a été achété à 450000 Fcfa est relativement élevé par rapport aux autres prix d'achat observés dans cette zone. Prière de corriger ou de confirmer avec le QG.</w:t>
       </w:r>
     </w:p>
     <w:p>
@@ -1888,7 +1894,7 @@
           </w:tcPr>
           <w:p>
             <w:r/>
-            <w:hyperlink r:id="rId10">
+            <w:hyperlink r:id="rId11">
               <w:r>
                 <w:rPr>
                   <w:color w:val="0563C1"/>
@@ -2031,88 +2037,7 @@
         <w:rPr>
           <w:sz w:val="20"/>
         </w:rPr>
-        <w:t xml:space="preserve">- AvertissementABDA MAMADOU DIA  travaille mais les questions relatives à son emploi principal ne sont pas renseignées à 100%, prière de les renseigner. Vous avez sélectionné l'option 'Ne sait pas' pour la catégorie socioprofessionnelle de ABDA MAMADOU DIA ou vous ne l'avez pas renseigné. prière de corriger. </w:t>
-        <w:br/>
-        <w:t xml:space="preserve">-  AvertissementAISSATA NDIAYE  travaille mais les questions relatives à son emploi principal ne sont pas renseignées à 100%, prière de les renseigner. Vous avez sélectionné l'option 'Ne sait pas' pour la catégorie socioprofessionnelle de AISSATA NDIAYE ou vous ne l'avez pas renseigné. prière de corriger. </w:t>
-        <w:br/>
-        <w:t>-  AvertissementMOCTAR SY  travaille mais les questions relatives à son emploi principal ne sont pas renseignées à 100%, prière de les renseigner. Vous avez sélectionné l'option 'Ne sait pas' pour la catégorie socioprofessionnelle de MOCTAR SY ou vous ne l'avez pas renseigné. prière de corriger.</w:t>
-      </w:r>
-    </w:p>
-    <w:p>
-      <w:r>
-        <w:rPr>
-          <w:b/>
-          <w:color w:val="4672C4"/>
-          <w:sz w:val="22"/>
-        </w:rPr>
-        <w:t>&gt;&gt; Section5 - Revenus hors emploi</w:t>
-      </w:r>
-    </w:p>
-    <w:p>
-      <w:pPr>
-        <w:ind w:left="283"/>
-      </w:pPr>
-      <w:r>
-        <w:rPr>
-          <w:sz w:val="20"/>
-        </w:rPr>
-        <w:t>- Avertissement!! Le montant annuel de la pension de retriate de ADAMA SY est aberrant, veuillez revoir et corriger ou confirmer le montant avec le QG.</w:t>
-      </w:r>
-    </w:p>
-    <w:p>
-      <w:r>
-        <w:rPr>
-          <w:b/>
-          <w:color w:val="4672C4"/>
-          <w:sz w:val="22"/>
-        </w:rPr>
-        <w:t>&gt;&gt; Section6 - Epargne et credit</w:t>
-      </w:r>
-    </w:p>
-    <w:p>
-      <w:pPr>
-        <w:ind w:left="283"/>
-      </w:pPr>
-      <w:r>
-        <w:rPr>
-          <w:sz w:val="20"/>
-        </w:rPr>
-        <w:t>- Il est impératif de renseigner la question : #Est-ce que MAMADOU SY possède un compte dans les établissements financiers suivants ou une carte prépayée ?# même si la personne ne dispose pas de compte, veuillez les renseigner s'il vous plaît.</w:t>
-      </w:r>
-    </w:p>
-    <w:p>
-      <w:r>
-        <w:rPr>
-          <w:b/>
-          <w:color w:val="4672C4"/>
-          <w:sz w:val="22"/>
-        </w:rPr>
-        <w:t>&gt;&gt; Section7a2 - Repas pris a l'exterieur du menage</w:t>
-      </w:r>
-    </w:p>
-    <w:p>
-      <w:pPr>
-        <w:ind w:left="283"/>
-      </w:pPr>
-      <w:r>
-        <w:rPr>
-          <w:sz w:val="20"/>
-        </w:rPr>
-        <w:t xml:space="preserve">- La section sur le repas pris à l'extérieur du ménage du membre ABDA MAMADOU DIA n'est pas renseignée à 100 %. Prière de vérifier l'ensemble des questions relatives à ce membre et de les renseigner en totalité. </w:t>
-        <w:br/>
-        <w:t xml:space="preserve">- La section sur le repas pris à l'extérieur du ménage du membre ABDOU AZIZ SY n'est pas renseignée à 100 %. Prière de vérifier l'ensemble des questions relatives à ce membre et de les renseigner en totalité. </w:t>
-        <w:br/>
-        <w:t xml:space="preserve">- La section sur le repas pris à l'extérieur du ménage du membre ADAMA SY n'est pas renseignée à 100 %. Prière de vérifier l'ensemble des questions relatives à ce membre et de les renseigner en totalité. </w:t>
-        <w:br/>
-        <w:t xml:space="preserve">- La section sur le repas pris à l'extérieur du ménage du membre AISSATA NDIAYE n'est pas renseignée à 100 %. Prière de vérifier l'ensemble des questions relatives à ce membre et de les renseigner en totalité. </w:t>
-        <w:br/>
-        <w:t xml:space="preserve">- La section sur le repas pris à l'extérieur du ménage du membre HABY SY n'est pas renseignée à 100 %. Prière de vérifier l'ensemble des questions relatives à ce membre et de les renseigner en totalité. </w:t>
-        <w:br/>
-        <w:t xml:space="preserve">- La section sur le repas pris à l'extérieur du ménage du membre MAMADOU SY n'est pas renseignée à 100 %. Prière de vérifier l'ensemble des questions relatives à ce membre et de les renseigner en totalité. </w:t>
-        <w:br/>
-        <w:t xml:space="preserve">- La section sur le repas pris à l'extérieur du ménage du membre MARIAME NDIAYE SY n'est pas renseignée à 100 %. Prière de vérifier l'ensemble des questions relatives à ce membre et de les renseigner en totalité. </w:t>
-        <w:br/>
-        <w:t>- La section sur le repas pris à l'extérieur du ménage du membre MOCTAR SY n'est pas renseignée à 100 %. Prière de vérifier l'ensemble des questions relatives à ce membre et de les renseigner en totalité.</w:t>
+        <w:t>- || Avertissement!!! ABDA MAMADOU DIA enquêté dans l'emploi principale n'a pas declaré son salaire prière de fournir plus d'effort pour lui demander son salire, vous pouvez utiliser des stratégies pour faire une estimation ou demander des conseils au QG. Avertissement!!! ABDA MAMADOU DIA enquêté dans l'emploi principale n'a pas declaré son revenu prière de fournir plus d'effort pour lui demander son revenu, vous pouvez utiliser des stratégies pour faire une estimation ou demander des conseils au QG.</w:t>
       </w:r>
     </w:p>
     <w:p>
@@ -2133,7 +2058,30 @@
         <w:rPr>
           <w:sz w:val="20"/>
         </w:rPr>
-        <w:t>- Le ménage a consommé Ail mais les informations sur la quantité, l'unité ou la taille ne sont pas renseignées.Prière de renseigner. Le ménage a consommé Arôme (Maggi, Jumbo, etc.) mais les informations sur la quantité, l'unité ou la taille ne sont pas renseignées.Prière de renseigner. Le ménage a consommé Aubergine   mais les informations sur la quantité, l'unité ou la taille ne sont pas renseignées.Prière de renseigner. Le ménage a consommé Beurre mais les informations sur la quantité, l'unité ou la taille ne sont pas renseignées.Prière de renseigner. Le ménage a consommé Café en poudre soluble mais les informations sur la quantité, l'unité ou la taille ne sont pas renseignées.Prière de renseigner. Le ménage a consommé Carotte mais les informations sur la quantité, l'unité ou la taille ne sont pas renseignées.Prière de renseigner. Le ménage a consommé Carpe séchée mais les informations sur la quantité, l'unité ou la taille ne sont pas renseignées.Prière de renseigner. Le ménage a consommé Choux mais les informations sur la quantité, l'unité ou la taille ne sont pas renseignées.Prière de renseigner. Le ménage a consommé Citron mais les informations sur la quantité, l'unité ou la taille ne sont pas renseignées.Prière de renseigner. Le ménage a consommé Courge mais les informations sur la quantité, l'unité ou la taille ne sont pas renseignées.Prière de renseigner. Le ménage a consommé Cube alimentaire (Maggi, Jumbo, ) mais les informations sur la quantité, l'unité ou la taille ne sont pas renseignées.Prière de renseigner. Le ménage a consommé Farine de blé locale ou importée mais les informations sur la quantité, l'unité ou la taille ne sont pas renseignées.Prière de renseigner. Le ménage a consommé Feuilles de  Haricot mais les informations sur la quantité, l'unité ou la taille ne sont pas renseignées.Prière de renseigner. Le ménage a consommé Feuilles de patate mais les informations sur la quantité, l'unité ou la taille ne sont pas renseignées.Prière de renseigner. Le ménage a consommé Gombo frais mais les informations sur la quantité, l'unité ou la taille ne sont pas renseignées.Prière de renseigner. Le ménage a consommé Haricot vert mais les informations sur la quantité, l'unité ou la taille ne sont pas renseignées.Prière de renseigner. Le ménage a consommé Huile de palme raffinée mais les informations sur la quantité, l'unité ou la taille ne sont pas renseignées.Prière de renseigner. Le ménage a consommé Lait en poudre mais les informations sur la quantité, l'unité ou la taille ne sont pas renseignées.Prière de renseigner. Le ménage a consommé Manioc en tubercules mais les informations sur la quantité, l'unité ou la taille ne sont pas renseignées.Prière de renseigner. Le ménage a consommé Mayonnaise mais les informations sur la quantité, l'unité ou la taille ne sont pas renseignées.Prière de renseigner. Le ménage a consommé Mil mais les informations sur la quantité, l'unité ou la taille ne sont pas renseignées.Prière de renseigner. Le ménage a consommé Moutarde mais les informations sur la quantité, l'unité ou la taille ne sont pas renseignées.Prière de renseigner. Le ménage a consommé Mâchoiron Frais mais les informations sur la quantité, l'unité ou la taille ne sont pas renseignées.Prière de renseigner. Le ménage a consommé Mâchoiron séchée (Kon) mais les informations sur la quantité, l'unité ou la taille ne sont pas renseignées.Prière de renseigner. Le ménage a consommé Oignon frais mais les informations sur la quantité, l'unité ou la taille ne sont pas renseignées.Prière de renseigner. Le ménage a consommé Pain moderne (Baguette) mais les informations sur la quantité, l'unité ou la taille ne sont pas renseignées.Prière de renseigner. Le ménage a consommé Pastèque mais les informations sur la quantité, l'unité ou la taille ne sont pas renseignées.Prière de renseigner. Le ménage a consommé Piment frais mais les informations sur la quantité, l'unité ou la taille ne sont pas renseignées.Prière de renseigner. Le ménage a consommé Piment séché mais les informations sur la quantité, l'unité ou la taille ne sont pas renseignées.Prière de renseigner. Le ménage a consommé Poireau mais les informations sur la quantité, l'unité ou la taille ne sont pas renseignées.Prière de renseigner. Le ménage a consommé Poivre mais les informations sur la quantité, l'unité ou la taille ne sont pas renseignées.Prière de renseigner. Le ménage a consommé Poivron frais mais les informations sur la quantité, l'unité ou la taille ne sont pas renseignées.Prière de renseigner. Le ménage a consommé Pâte d'arachide mais les informations sur la quantité, l'unité ou la taille ne sont pas renseignées.Prière de renseigner. Le ménage a consommé Riz local fumé (malo-woussou) mais les informations sur la quantité, l'unité ou la taille ne sont pas renseignées.Prière de renseigner. Le ménage a consommé Sel mais les informations sur la quantité, l'unité ou la taille ne sont pas renseignées.Prière de renseigner. Difficile de consommer le Sel en   prière de verifier. Le ménage a consommé Silure séché mais les informations sur la quantité, l'unité ou la taille ne sont pas renseignées.Prière de renseigner. Le ménage a consommé Soumbala (moutarde africaine) mais les informations sur la quantité, l'unité ou la taille ne sont pas renseignées.Prière de renseigner. Le ménage a consommé Sucre en poudre  mais les informations sur la quantité, l'unité ou la taille ne sont pas renseignées.Prière de renseigner. Le ménage a consommé Tamarin noir mais les informations sur la quantité, l'unité ou la taille ne sont pas renseignées.Prière de renseigner. Le ménage a consommé Thé en sachet mais les informations sur la quantité, l'unité ou la taille ne sont pas renseignées.Prière de renseigner. Avertissement!!! Le ménage a consommé .a   de Thé en sachet, cette quantité semble anormale pour une consommation des 7 derniers jours.Les ménages consomment géneralement en sachet ou en paquet, prière de corriger ou de confirmer avec le QG. Le ménage a consommé Viande de mouton mais les informations sur la quantité, l'unité ou la taille ne sont pas renseignées.Prière de renseigner. Le ménage a consommé Vinaigre de vin mais les informations sur la quantité, l'unité ou la taille ne sont pas renseignées.Prière de renseigner.</w:t>
+        <w:t>- Avertissement!! La quantité (5.25 litre) du produit Huile de palme raffinée consommée  par le ménage semble très élevé, prière de corriger ou confirmer avec le QG. Avertissement!!! Le ménage a consommé 7 Paquet Petit de Thé en sachet, cette quantité semble anormale pour une consommation des 7 derniers jours.Prière de corriger ou de confirmer avec le QG. Avertissement!! le prix unitaire (100 Fcfa) de Thé en sachet (unité: Paquet) de taille Petit est très faible ou élevé. Prière de corriger ou de confirmer avec le QG. Incohérence!! Dans ce ménage, chaque individus consomme par jour 2.069365 Kg  de cereale; Prière de revoir les quantités prises de ces produits. Incohérence!! Dans ce ménage, chaque individus consomme par jour 2.069365 Kg  de cereale; Prière de revoir les quantités prises de ces produits. Le prix d'achat unitaire (560 Fcfa) de Riz local fumé (malo-woussou) en Sac (25 Kg) de taille taille unique est très faible, prière de regarder les reponses prises dans les questions s07bq07a s07bq07b s07bq07c s07bq08 pour mieux corriger. Le prix d'achat unitaire (700 Fcfa) de Sucre en poudre  en Sac (5 Kg) de taille taille unique est très faible, prière de regarder les reponses prises dans les questions s07bq07a s07bq07b s07bq07c s07bq08 pour mieux corriger. Attention ! Le prix unitaire d'achat (700 Fcfa) de Sucre en poudre  en Sac (5 Kg) (taille unique) est relativement faible par rapport aux autres prix observés dans cette zone. Prière de corriger ou de confirmer avec le QG.</w:t>
+      </w:r>
+    </w:p>
+    <w:p>
+      <w:r>
+        <w:rPr>
+          <w:b/>
+          <w:color w:val="4672C4"/>
+          <w:sz w:val="22"/>
+        </w:rPr>
+        <w:t>&gt;&gt; Section10b - caracteristiques entreprise non agricole</w:t>
+      </w:r>
+    </w:p>
+    <w:p>
+      <w:pPr>
+        <w:ind w:left="283"/>
+      </w:pPr>
+      <w:r>
+        <w:rPr>
+          <w:sz w:val="20"/>
+        </w:rPr>
+        <w:t xml:space="preserve">- L'entreprise CONDICTEUR DE MOTO existe dit n'avoir pas fait la revente de marchandises achetées et revendues en état, aussi le montant obtenus sur la vente de produits transformés par l'entreprise  n'a reçu aucune somme sur les reventes (s10q46=0 &amp; s10q48=0 &amp; s10q50=0); alors s'agit-il de quelle entreprise ? </w:t>
+        <w:br/>
+        <w:t>- Le montant dépensé de L'entreprise VENDEUSE DE LÉGUMES pour l'achat de ces marchandises revendues en état, sans transformation ne peut être supérieur aux montants obtenus sur la revente de marchandises achetées et revendues en état au cours des 30 derniers jours ou durant le dernier mois où l'entreprise a fonctionné (s10q47 &gt; s10q46), prière de corriger.</w:t>
       </w:r>
     </w:p>
     <w:p>
@@ -2500,7 +2448,7 @@
           </w:tcPr>
           <w:p>
             <w:r/>
-            <w:hyperlink r:id="rId11">
+            <w:hyperlink r:id="rId12">
               <w:r>
                 <w:rPr>
                   <w:color w:val="0563C1"/>
@@ -2578,9 +2526,9 @@
         <w:rPr>
           <w:sz w:val="20"/>
         </w:rPr>
-        <w:t>- Incohérence ! le montant payé de AMINATA SY pour la cotisation est très faible . veuillez, s'il vous plait, confirmer ces informations avec le QG ou apporter les corrections nécessaires. Le montant des frais d'uniformes pour l'année scolaire de AMINATA SY est faible ou élevé. veuillez, s'il vous plait, confirmer ces informations avec le QG ou apporter les corrections nécessaires.</w:t>
+        <w:t xml:space="preserve">- Incohérence ! le montant payé de AMINATA SY pour la cotisation est très faible . veuillez, s'il vous plait, confirmer ces informations avec le QG ou apporter les corrections nécessaires. Le montant des frais d'uniformes pour l'année scolaire de AMINATA SY est faible ou élevé. veuillez, s'il vous plait, confirmer ces informations avec le QG ou apporter les corrections nécessaires.Attention ! Le frais de scolarité (4000 Fcfa) de AMINATA SY en 1ére année de Secondaire 1 (Moyen) Général est relativement faible par rapport aux autres frais de scolarités observés dans cette zone. Prière de corriger ou de confirmer avec le QG. </w:t>
         <w:br/>
-        <w:t xml:space="preserve">-  Incohérence ! le montant payé de AMINTA FALL pour la cotisation est très faible . veuillez, s'il vous plait, confirmer ces informations avec le QG ou apporter les corrections nécessaires. Le montant des frais d'uniformes pour l'année scolaire de AMINTA FALL est faible ou élevé. veuillez, s'il vous plait, confirmer ces informations avec le QG ou apporter les corrections nécessaires.Le montant des autres depenses pour l'année scolaire de AMINTA FALL est faible ou élevé. veuillez, s'il vous plait, confirmer ces informations avec le QG ou apporter les corrections nécessaires. </w:t>
+        <w:t xml:space="preserve">-  Incohérence ! le montant payé de AMINTA FALL pour la cotisation est très faible . veuillez, s'il vous plait, confirmer ces informations avec le QG ou apporter les corrections nécessaires. Le montant des frais d'uniformes pour l'année scolaire de AMINTA FALL est faible ou élevé. veuillez, s'il vous plait, confirmer ces informations avec le QG ou apporter les corrections nécessaires.Le montant des autres depenses pour l'année scolaire de AMINTA FALL est faible ou élevé. veuillez, s'il vous plait, confirmer ces informations avec le QG ou apporter les corrections nécessaires. Attention ! Le frais de scolarité (4000 Fcfa) de AMINTA FALL en 1ére année de Secondaire 1 (Moyen) Général est relativement faible par rapport aux autres frais de scolarités observés dans cette zone. Prière de corriger ou de confirmer avec le QG. </w:t>
         <w:br/>
         <w:t xml:space="preserve">- Peu probable! ABDOUL AZIZ SY  n'arrive pas  à comprendre un petit texte lu dans une langue locale (s02q03). Veuillez corriger ou donner des explications au QG. Avertissement!! ABDOUL AZIZ SY qui sait écrire en français doit pouvoir lire en français. </w:t>
         <w:br/>
@@ -2659,7 +2607,7 @@
         <w:rPr>
           <w:sz w:val="20"/>
         </w:rPr>
-        <w:t>- Le ménage a consommé Ail mais les informations sur la quantité, l'unité ou la taille ne sont pas renseignées.Prière de renseigner. Le ménage a consommé Arachides pilées mais les informations sur la quantité, l'unité ou la taille ne sont pas renseignées.Prière de renseigner. Le ménage a consommé Aubergine   mais les informations sur la quantité, l'unité ou la taille ne sont pas renseignées.Prière de renseigner. Le ménage a consommé Aubergine sauvage  mais les informations sur la quantité, l'unité ou la taille ne sont pas renseignées.Prière de renseigner. Le ménage a consommé Biscuits mais les informations sur la quantité, l'unité ou la taille ne sont pas renseignées.Prière de renseigner. Le ménage a consommé Café en poudre soluble mais les informations sur la quantité, l'unité ou la taille ne sont pas renseignées.Prière de renseigner. Le ménage a consommé Caramel, bonbons, confiseries, etc. mais les informations sur la quantité, l'unité ou la taille ne sont pas renseignées.Prière de renseigner. Le ménage a consommé Carotte mais les informations sur la quantité, l'unité ou la taille ne sont pas renseignées.Prière de renseigner. Le ménage a consommé Choux mais les informations sur la quantité, l'unité ou la taille ne sont pas renseignées.Prière de renseigner. Le ménage a consommé Citron mais les informations sur la quantité, l'unité ou la taille ne sont pas renseignées.Prière de renseigner. Le ménage a consommé Courge mais les informations sur la quantité, l'unité ou la taille ne sont pas renseignées.Prière de renseigner. Le ménage a consommé Cube alimentaire (Maggi, Jumbo, ) mais les informations sur la quantité, l'unité ou la taille ne sont pas renseignées.Prière de renseigner. Le ménage a consommé Gombo frais mais les informations sur la quantité, l'unité ou la taille ne sont pas renseignées.Prière de renseigner. Le ménage a consommé Huile de palme raffinée mais les informations sur la quantité, l'unité ou la taille ne sont pas renseignées.Prière de renseigner. Le ménage a consommé Lait en poudre mais les informations sur la quantité, l'unité ou la taille ne sont pas renseignées.Prière de renseigner. Le ménage a consommé Manioc en tubercules mais les informations sur la quantité, l'unité ou la taille ne sont pas renseignées.Prière de renseigner. Le ménage a consommé Mâchoiron Frais mais les informations sur la quantité, l'unité ou la taille ne sont pas renseignées.Prière de renseigner. Le ménage a consommé Mâchoiron séchée (Kon) mais les informations sur la quantité, l'unité ou la taille ne sont pas renseignées.Prière de renseigner. Le ménage a consommé Oignon frais mais les informations sur la quantité, l'unité ou la taille ne sont pas renseignées.Prière de renseigner. Le ménage a consommé Pain traditionnel (Baguette) mais les informations sur la quantité, l'unité ou la taille ne sont pas renseignées.Prière de renseigner. Le ménage a consommé Patate douce mais les informations sur la quantité, l'unité ou la taille ne sont pas renseignées.Prière de renseigner. Le ménage a consommé Piment frais mais les informations sur la quantité, l'unité ou la taille ne sont pas renseignées.Prière de renseigner. Le ménage a consommé Piment séché mais les informations sur la quantité, l'unité ou la taille ne sont pas renseignées.Prière de renseigner. Le ménage a consommé Poireau mais les informations sur la quantité, l'unité ou la taille ne sont pas renseignées.Prière de renseigner. Le ménage a consommé Poisson de mer séché (yayeboye) mais les informations sur la quantité, l'unité ou la taille ne sont pas renseignées.Prière de renseigner. Le ménage a consommé Poivre mais les informations sur la quantité, l'unité ou la taille ne sont pas renseignées.Prière de renseigner. Le ménage a consommé Poivron frais mais les informations sur la quantité, l'unité ou la taille ne sont pas renseignées.Prière de renseigner. Le ménage a consommé Riz importé parfumé mais les informations sur la quantité, l'unité ou la taille ne sont pas renseignées.Prière de renseigner. Le ménage a consommé Sel mais les informations sur la quantité, l'unité ou la taille ne sont pas renseignées.Prière de renseigner. Difficile de consommer le Sel en   prière de verifier. Le ménage a consommé Sucre en poudre  mais les informations sur la quantité, l'unité ou la taille ne sont pas renseignées.Prière de renseigner. Le ménage a consommé Tamarin noir mais les informations sur la quantité, l'unité ou la taille ne sont pas renseignées.Prière de renseigner. Le ménage a consommé Thé en sachet mais les informations sur la quantité, l'unité ou la taille ne sont pas renseignées.Prière de renseigner. Avertissement!!! Le ménage a consommé .a   de Thé en sachet, cette quantité semble anormale pour une consommation des 7 derniers jours.Les ménages consomment géneralement en sachet ou en paquet, prière de corriger ou de confirmer avec le QG.</w:t>
+        <w:t>- Attention ! Le prix unitaire d'achat (50 Fcfa) de Tamarin noir en Sachets (Petit) est relativement faible par rapport aux autres prix observés dans cette zone. Prière de corriger ou de confirmer avec le QG. Avertissement!! La quantité (4.37 litre) du produit Huile de palme raffinée consommée  par le ménage semble très élevé, prière de corriger ou confirmer avec le QG. Attention ! Le prix unitaire d'achat (604.8387 Fcfa) de Huile de palme raffinée en Litre (taille unique) est relativement faible par rapport aux autres prix observés dans cette zone. Prière de corriger ou de confirmer avec le QG. Avertissement!!! Le ménage a consommé 7 Paquet Petit de Thé en sachet, cette quantité semble anormale pour une consommation des 7 derniers jours.Prière de corriger ou de confirmer avec le QG. Avertissement!! le prix unitaire (100 Fcfa) de Thé en sachet (unité: Paquet) de taille Petit est très faible ou élevé. Prière de corriger ou de confirmer avec le QG. Avertissement!!!Le ménage a consommé 70 miche de Petit de Pain traditionnel (Baguette)  ce qui semble incoherent pour une consommation aucours des 7 derniers jours, prière de verifier et corriger. Incohérence!! Dans ce ménage, chaque individus consomme par jour 1.208791 Kg  de cereale; Prière de revoir les quantités prises de ces produits.</w:t>
       </w:r>
     </w:p>
     <w:p>
@@ -2765,6 +2713,583 @@
           <w:sz w:val="20"/>
         </w:rPr>
         <w:t>- La section 16 du ménage de ABDOUL AZIZ DIALLO n'est pas renseigné, prière de renseigner.</w:t>
+      </w:r>
+    </w:p>
+    <w:p>
+      <w:r>
+        <w:t>________________________________________________________________________________</w:t>
+      </w:r>
+    </w:p>
+    <w:p>
+      <w:pPr>
+        <w:pStyle w:val="Heading2"/>
+      </w:pPr>
+      <w:r>
+        <w:t>Menage 7</w:t>
+      </w:r>
+    </w:p>
+    <w:tbl>
+      <w:tblPr>
+        <w:tblStyle w:val="TableGrid"/>
+        <w:tblW w:type="auto" w:w="0"/>
+        <w:tblLook w:firstColumn="1" w:firstRow="1" w:lastColumn="0" w:lastRow="0" w:noHBand="0" w:noVBand="1" w:val="04A0"/>
+      </w:tblPr>
+      <w:tblGrid>
+        <w:gridCol w:w="1662"/>
+        <w:gridCol w:w="1662"/>
+        <w:gridCol w:w="1662"/>
+        <w:gridCol w:w="1662"/>
+        <w:gridCol w:w="1662"/>
+        <w:gridCol w:w="1662"/>
+      </w:tblGrid>
+      <w:tr>
+        <w:tc>
+          <w:tcPr>
+            <w:tcW w:type="dxa" w:w="1662"/>
+            <w:shd w:fill="5B9BD5"/>
+          </w:tcPr>
+          <w:p>
+            <w:r>
+              <w:rPr>
+                <w:b/>
+                <w:color w:val="FFFFFF"/>
+                <w:sz w:val="16"/>
+              </w:rPr>
+              <w:t>Interview Key</w:t>
+            </w:r>
+          </w:p>
+        </w:tc>
+        <w:tc>
+          <w:tcPr>
+            <w:tcW w:type="dxa" w:w="1662"/>
+            <w:shd w:fill="5B9BD5"/>
+          </w:tcPr>
+          <w:p>
+            <w:r>
+              <w:rPr>
+                <w:b/>
+                <w:color w:val="FFFFFF"/>
+                <w:sz w:val="16"/>
+              </w:rPr>
+              <w:t>Interview ID</w:t>
+            </w:r>
+          </w:p>
+        </w:tc>
+        <w:tc>
+          <w:tcPr>
+            <w:tcW w:type="dxa" w:w="1662"/>
+            <w:shd w:fill="5B9BD5"/>
+          </w:tcPr>
+          <w:p>
+            <w:r>
+              <w:rPr>
+                <w:b/>
+                <w:color w:val="FFFFFF"/>
+                <w:sz w:val="16"/>
+              </w:rPr>
+              <w:t>ID Agent</w:t>
+            </w:r>
+          </w:p>
+        </w:tc>
+        <w:tc>
+          <w:tcPr>
+            <w:tcW w:type="dxa" w:w="1662"/>
+            <w:shd w:fill="5B9BD5"/>
+          </w:tcPr>
+          <w:p>
+            <w:r>
+              <w:rPr>
+                <w:b/>
+                <w:color w:val="FFFFFF"/>
+                <w:sz w:val="16"/>
+              </w:rPr>
+              <w:t>ID Equipe</w:t>
+            </w:r>
+          </w:p>
+        </w:tc>
+        <w:tc>
+          <w:tcPr>
+            <w:tcW w:type="dxa" w:w="1662"/>
+            <w:shd w:fill="5B9BD5"/>
+          </w:tcPr>
+          <w:p>
+            <w:r>
+              <w:rPr>
+                <w:b/>
+                <w:color w:val="FFFFFF"/>
+                <w:sz w:val="16"/>
+              </w:rPr>
+              <w:t>Agent</w:t>
+            </w:r>
+          </w:p>
+        </w:tc>
+        <w:tc>
+          <w:tcPr>
+            <w:tcW w:type="dxa" w:w="1662"/>
+            <w:shd w:fill="5B9BD5"/>
+          </w:tcPr>
+          <w:p>
+            <w:r>
+              <w:rPr>
+                <w:b/>
+                <w:color w:val="FFFFFF"/>
+                <w:sz w:val="16"/>
+              </w:rPr>
+              <w:t>Chef d'equipe</w:t>
+            </w:r>
+          </w:p>
+        </w:tc>
+      </w:tr>
+      <w:tr>
+        <w:tc>
+          <w:tcPr>
+            <w:tcW w:type="dxa" w:w="1662"/>
+          </w:tcPr>
+          <w:p>
+            <w:r>
+              <w:rPr>
+                <w:sz w:val="14"/>
+              </w:rPr>
+              <w:t>20-57-34-16</w:t>
+            </w:r>
+          </w:p>
+        </w:tc>
+        <w:tc>
+          <w:tcPr>
+            <w:tcW w:type="dxa" w:w="1662"/>
+          </w:tcPr>
+          <w:p>
+            <w:r>
+              <w:rPr>
+                <w:sz w:val="14"/>
+              </w:rPr>
+              <w:t>ff87effd3abe4916b4f687e401438496</w:t>
+            </w:r>
+          </w:p>
+        </w:tc>
+        <w:tc>
+          <w:tcPr>
+            <w:tcW w:type="dxa" w:w="1662"/>
+          </w:tcPr>
+          <w:p>
+            <w:r>
+              <w:rPr>
+                <w:sz w:val="14"/>
+              </w:rPr>
+              <w:t>EQ17_enq1</w:t>
+            </w:r>
+          </w:p>
+        </w:tc>
+        <w:tc>
+          <w:tcPr>
+            <w:tcW w:type="dxa" w:w="1662"/>
+          </w:tcPr>
+          <w:p>
+            <w:r>
+              <w:rPr>
+                <w:sz w:val="14"/>
+              </w:rPr>
+              <w:t>Equipe17</w:t>
+            </w:r>
+          </w:p>
+        </w:tc>
+        <w:tc>
+          <w:tcPr>
+            <w:tcW w:type="dxa" w:w="1662"/>
+          </w:tcPr>
+          <w:p>
+            <w:r>
+              <w:rPr>
+                <w:sz w:val="14"/>
+              </w:rPr>
+              <w:t>Fatimata DIA</w:t>
+            </w:r>
+          </w:p>
+        </w:tc>
+        <w:tc>
+          <w:tcPr>
+            <w:tcW w:type="dxa" w:w="1662"/>
+          </w:tcPr>
+          <w:p>
+            <w:r>
+              <w:rPr>
+                <w:sz w:val="14"/>
+              </w:rPr>
+              <w:t>Mamadou Gazali DEME</w:t>
+            </w:r>
+          </w:p>
+        </w:tc>
+      </w:tr>
+    </w:tbl>
+    <w:p/>
+    <w:tbl>
+      <w:tblPr>
+        <w:tblStyle w:val="TableGrid"/>
+        <w:tblW w:type="auto" w:w="0"/>
+        <w:tblLook w:firstColumn="1" w:firstRow="1" w:lastColumn="0" w:lastRow="0" w:noHBand="0" w:noVBand="1" w:val="04A0"/>
+      </w:tblPr>
+      <w:tblGrid>
+        <w:gridCol w:w="3324"/>
+        <w:gridCol w:w="3324"/>
+        <w:gridCol w:w="3324"/>
+      </w:tblGrid>
+      <w:tr>
+        <w:tc>
+          <w:tcPr>
+            <w:tcW w:type="dxa" w:w="3324"/>
+            <w:shd w:fill="70AD47"/>
+          </w:tcPr>
+          <w:p>
+            <w:r>
+              <w:rPr>
+                <w:b/>
+                <w:color w:val="FFFFFF"/>
+                <w:sz w:val="18"/>
+              </w:rPr>
+              <w:t>Chef de Menage</w:t>
+            </w:r>
+          </w:p>
+        </w:tc>
+        <w:tc>
+          <w:tcPr>
+            <w:tcW w:type="dxa" w:w="3324"/>
+            <w:shd w:fill="70AD47"/>
+          </w:tcPr>
+          <w:p>
+            <w:r>
+              <w:rPr>
+                <w:b/>
+                <w:color w:val="FFFFFF"/>
+                <w:sz w:val="18"/>
+              </w:rPr>
+              <w:t>Quartier/Village (s00q05)</w:t>
+            </w:r>
+          </w:p>
+        </w:tc>
+        <w:tc>
+          <w:tcPr>
+            <w:tcW w:type="dxa" w:w="3324"/>
+            <w:shd w:fill="70AD47"/>
+          </w:tcPr>
+          <w:p>
+            <w:r>
+              <w:rPr>
+                <w:b/>
+                <w:color w:val="FFFFFF"/>
+                <w:sz w:val="18"/>
+              </w:rPr>
+              <w:t>Localisation GPS</w:t>
+            </w:r>
+          </w:p>
+        </w:tc>
+      </w:tr>
+      <w:tr>
+        <w:tc>
+          <w:tcPr>
+            <w:tcW w:type="dxa" w:w="3324"/>
+          </w:tcPr>
+          <w:p>
+            <w:r>
+              <w:rPr>
+                <w:sz w:val="18"/>
+              </w:rPr>
+              <w:t>ALIOUNE FALL</w:t>
+            </w:r>
+          </w:p>
+        </w:tc>
+        <w:tc>
+          <w:tcPr>
+            <w:tcW w:type="dxa" w:w="3324"/>
+          </w:tcPr>
+          <w:p>
+            <w:r>
+              <w:rPr>
+                <w:sz w:val="18"/>
+              </w:rPr>
+              <w:t>N/A</w:t>
+            </w:r>
+          </w:p>
+        </w:tc>
+        <w:tc>
+          <w:tcPr>
+            <w:tcW w:type="dxa" w:w="3324"/>
+          </w:tcPr>
+          <w:p>
+            <w:r/>
+            <w:hyperlink r:id="rId13">
+              <w:r>
+                <w:rPr>
+                  <w:color w:val="0563C1"/>
+                  <w:u w:val="single"/>
+                </w:rPr>
+                <w:t>campement civil</w:t>
+              </w:r>
+            </w:hyperlink>
+          </w:p>
+        </w:tc>
+      </w:tr>
+    </w:tbl>
+    <w:p/>
+    <w:p>
+      <w:r>
+        <w:rPr>
+          <w:b/>
+          <w:color w:val="4672C4"/>
+          <w:sz w:val="22"/>
+        </w:rPr>
+        <w:t>&gt;&gt; Section0 - Identification et renseignements de controle</w:t>
+      </w:r>
+    </w:p>
+    <w:p>
+      <w:pPr>
+        <w:ind w:left="283"/>
+      </w:pPr>
+      <w:r>
+        <w:rPr>
+          <w:sz w:val="20"/>
+        </w:rPr>
+        <w:t>- Il est obligatoire de prendre les coordonnées Gps avant d'administrer le questionnaire. Prière de prendre les coordonnées GPS.</w:t>
+      </w:r>
+    </w:p>
+    <w:p>
+      <w:r>
+        <w:rPr>
+          <w:b/>
+          <w:color w:val="4672C4"/>
+          <w:sz w:val="22"/>
+        </w:rPr>
+        <w:t>&gt;&gt; Section1 - Caracteristiques des membres</w:t>
+      </w:r>
+    </w:p>
+    <w:p>
+      <w:pPr>
+        <w:ind w:left="283"/>
+      </w:pPr>
+      <w:r>
+        <w:rPr>
+          <w:sz w:val="20"/>
+        </w:rPr>
+        <w:t>- Les informations sur l'acte de naissance (ni Jours, ni mois et ni années) de  PENDA DIOUF  manquent, s'il vous plait pouvez-vous fournir d'effort pour avoir ces informations.</w:t>
+      </w:r>
+    </w:p>
+    <w:p>
+      <w:r>
+        <w:rPr>
+          <w:b/>
+          <w:color w:val="4672C4"/>
+          <w:sz w:val="22"/>
+        </w:rPr>
+        <w:t>&gt;&gt; Section2 - Education</w:t>
+      </w:r>
+    </w:p>
+    <w:p>
+      <w:pPr>
+        <w:ind w:left="283"/>
+      </w:pPr>
+      <w:r>
+        <w:rPr>
+          <w:sz w:val="20"/>
+        </w:rPr>
+        <w:t xml:space="preserve">- Peu probable! ABDOULAYE TOURE FALL  n'arrive pas  à comprendre un petit texte lu dans une langue locale (s02q03). Veuillez corriger ou donner des explications au QG. Dans les milieux urbains c'est peu probable de voir une école dont les élèves ou étudiants ne dépensent pas en frais d'uniformes, prière de verifier pour ABDOULAYE TOURE FALL et corriger ou confirmer avec le QG. </w:t>
+        <w:br/>
+        <w:t xml:space="preserve">- Peu probable! ALIOUNE FALL  n'arrive pas  à comprendre un petit texte lu dans une langue locale (s02q03). Veuillez corriger ou donner des explications au QG. </w:t>
+        <w:br/>
+        <w:t xml:space="preserve">- Peu probable! IBE FALL  n'arrive pas  à comprendre un petit texte lu dans une langue locale (s02q03). Veuillez corriger ou donner des explications au QG. Peu probable! IBE FALL  ne sait ni lire, ni écrire, ni comprendre dans aucune des langues  (s02q01,s02q02,s02q03). Veuillez corriger ou donner des explications au QG. Peu plausible IBE FALL fréquente au minimum le fondamental 1 mais ne sait ni lire ni comprendre la langue française, prière de corriger ou de confirmer avec le QG merci.  Incohérence ! le montant payé de IBE FALL pour les frais de scolarité est très faible. veuillez, s'il vous plait, confirmer ces informations avec le QG ou apporter les corrections nécessaires. Le montant des frais d'uniformes pour l'année scolaire de IBE FALL est faible ou élevé. veuillez, s'il vous plait, confirmer ces informations avec le QG ou apporter les corrections nécessaires.Attention ! Le frais de scolarité (16000 Fcfa) de IBE FALL en 2ème année de Primaire est relativement élevé par rapport aux autres frais de scolarités observés dans cette zone. Prière de corriger ou de confirmer avec le QG. </w:t>
+        <w:br/>
+        <w:t xml:space="preserve">- Peu probable! PENDA FALL  n'arrive pas  à comprendre un petit texte lu dans une langue locale (s02q03). Veuillez corriger ou donner des explications au QG. Peu probable! PENDA FALL  ne sait ni lire, ni écrire, ni comprendre dans aucune des langues  (s02q01,s02q02,s02q03). Veuillez corriger ou donner des explications au QG. </w:t>
+        <w:br/>
+        <w:t xml:space="preserve">- Peu probable! TABARA FALL  n'arrive pas  à comprendre un petit texte lu dans une langue locale (s02q03). Veuillez corriger ou donner des explications au QG. Dans les milieux urbains c'est peu probable de voir une école dont les élèves ou étudiants ne dépensent pas en frais d'uniformes, prière de verifier pour TABARA FALL et corriger ou confirmer avec le QG. </w:t>
+        <w:br/>
+        <w:t>- Peu probable! YACINE SECK  n'arrive pas  à comprendre un petit texte lu dans une langue locale (s02q03). Veuillez corriger ou donner des explications au QG. Peu probable! YACINE SECK  ne sait ni lire, ni écrire, ni comprendre dans aucune des langues  (s02q01,s02q02,s02q03). Veuillez corriger ou donner des explications au QG.</w:t>
+      </w:r>
+    </w:p>
+    <w:p>
+      <w:r>
+        <w:rPr>
+          <w:b/>
+          <w:color w:val="4672C4"/>
+          <w:sz w:val="22"/>
+        </w:rPr>
+        <w:t>&gt;&gt; Section3 - Sante</w:t>
+      </w:r>
+    </w:p>
+    <w:p>
+      <w:pPr>
+        <w:ind w:left="283"/>
+      </w:pPr>
+      <w:r>
+        <w:rPr>
+          <w:sz w:val="20"/>
+        </w:rPr>
+        <w:t>- Avertissement! Le montant(150000 FCFA) des dépenses pour la dernière hospitalisation de YACINE SECK semble être faible ou élevé(s03q27), veuillez confirmer ou corriger avec le QG. Le dernier problème de santé pour lequel YACINE SECK a été hospitalisé au cours des 12 derniers mois est anemi et semble exister dans les modalités, prière de prendre attache avec le QG pour plus d'explication afin de la classer bien.</w:t>
+      </w:r>
+    </w:p>
+    <w:p>
+      <w:r>
+        <w:rPr>
+          <w:b/>
+          <w:color w:val="4672C4"/>
+          <w:sz w:val="22"/>
+        </w:rPr>
+        <w:t>&gt;&gt; Section4a - Emploi</w:t>
+      </w:r>
+    </w:p>
+    <w:p>
+      <w:pPr>
+        <w:ind w:left="283"/>
+      </w:pPr>
+      <w:r>
+        <w:rPr>
+          <w:sz w:val="20"/>
+        </w:rPr>
+        <w:t>- Avertissement! YACINE SECK n'a consacré aucune heure pour aucun des travaux du ménage, prière de regarder les réponses prises dans les questions (s04q01 s04q02 s04q03 s04q04 s04q05 s04q06 s04q07 s04q08).  La raison pourquoi YACINE SECK n'a pas travaillé au cours des 7 derniers jours est elle est malade (hospitaliser depuit plus d’une semaine) et semble avoir un emploi ou exister dans les modalités, prière de de bien regarder l'emploi YACINE SECK  ou de prendre attache avec le QG pour plus d'explication afin de la classer bien.</w:t>
+      </w:r>
+    </w:p>
+    <w:p>
+      <w:r>
+        <w:rPr>
+          <w:b/>
+          <w:color w:val="4672C4"/>
+          <w:sz w:val="22"/>
+        </w:rPr>
+        <w:t>&gt;&gt; Section4b - Emploi - Activite principale</w:t>
+      </w:r>
+    </w:p>
+    <w:p>
+      <w:pPr>
+        <w:ind w:left="283"/>
+      </w:pPr>
+      <w:r>
+        <w:rPr>
+          <w:sz w:val="20"/>
+        </w:rPr>
+        <w:t>- ||  Incohérence! ALIOUNE FALL  evolue dans l'agriculture mais est  considéré comme salarié ou stagiaire/apprenti non renuméré, prière de revoir la question s04q46 et corriger.</w:t>
+      </w:r>
+    </w:p>
+    <w:p>
+      <w:r>
+        <w:rPr>
+          <w:b/>
+          <w:color w:val="4672C4"/>
+          <w:sz w:val="22"/>
+        </w:rPr>
+        <w:t>&gt;&gt; Section4c - Emploi - Activite secondaire</w:t>
+      </w:r>
+    </w:p>
+    <w:p>
+      <w:pPr>
+        <w:ind w:left="283"/>
+      </w:pPr>
+      <w:r>
+        <w:rPr>
+          <w:sz w:val="20"/>
+        </w:rPr>
+        <w:t>- Attention! le nombre d'heure que ALIOUNE FALL a travaillé par jour semble faible, veuillez s'il vous plait confirmer cette information avec le QG. Avertissement!!! ALIOUNE FALL enquêté dans l'emploi principale n'a pas declaré son revenu prière de fournir plus d'effort pour lui demander son revenu, vous pouvez utiliser des stratégies pour faire une estimation ou demander des conseils au QG. Avertissement!!! les informations de ALIOUNE FALL sur le nombre de mois, jours ou heures de son emploi secondaire sont superieur a celles de son emploi principal , veuillez corriger ou confirmer aupres du QG.</w:t>
+      </w:r>
+    </w:p>
+    <w:p>
+      <w:r>
+        <w:rPr>
+          <w:b/>
+          <w:color w:val="4672C4"/>
+          <w:sz w:val="22"/>
+        </w:rPr>
+        <w:t>&gt;&gt; Section7b - Consommation alimentaire - 7 jours</w:t>
+      </w:r>
+    </w:p>
+    <w:p>
+      <w:pPr>
+        <w:ind w:left="283"/>
+      </w:pPr>
+      <w:r>
+        <w:rPr>
+          <w:sz w:val="20"/>
+        </w:rPr>
+        <w:t>- Avertissement!!! Le ménage a consommé 10 Cuillère Petit de Chocolat pâte à tartiner, cette quantité semble anormale pour une consommation des 7 derniers jours.Prière de corriger ou de confirmer avec le QG.</w:t>
+      </w:r>
+    </w:p>
+    <w:p>
+      <w:r>
+        <w:rPr>
+          <w:b/>
+          <w:color w:val="4672C4"/>
+          <w:sz w:val="22"/>
+        </w:rPr>
+        <w:t>&gt;&gt; Section10b - caracteristiques entreprise non agricole</w:t>
+      </w:r>
+    </w:p>
+    <w:p>
+      <w:pPr>
+        <w:ind w:left="283"/>
+      </w:pPr>
+      <w:r>
+        <w:rPr>
+          <w:sz w:val="20"/>
+        </w:rPr>
+        <w:t>- Cette entreprise vendeuse de boutique dit avoir obtenu une valeur sur les marchandises vendu en etat et les marchandises vendu après transformation. L'entreprise vendeuse de boutique est généralement une entreprise commerciale ou de service dont elle ne depense pas en achat de matières premières.Elle ne transforme pas de produit donc ne peut pas obtenir un montant sur la vente des produits transformés (10.48 ou 10.49). Prière de mettre 0 pour ces questions si elles ne font pas de transformation.</w:t>
+      </w:r>
+    </w:p>
+    <w:p>
+      <w:r>
+        <w:rPr>
+          <w:b/>
+          <w:color w:val="4672C4"/>
+          <w:sz w:val="22"/>
+        </w:rPr>
+        <w:t>&gt;&gt; Section14 - Chocs</w:t>
+      </w:r>
+    </w:p>
+    <w:p>
+      <w:pPr>
+        <w:ind w:left="283"/>
+      </w:pPr>
+      <w:r>
+        <w:rPr>
+          <w:sz w:val="20"/>
+        </w:rPr>
+        <w:t>- Avertissement!! Le ménage n'a été négativement affecté par aucun des problèmes donnés dans la section 14. Confirmez vous cette information avec le QG?</w:t>
+      </w:r>
+    </w:p>
+    <w:p>
+      <w:r>
+        <w:rPr>
+          <w:b/>
+          <w:color w:val="4672C4"/>
+          <w:sz w:val="22"/>
+        </w:rPr>
+        <w:t>&gt;&gt; Section16a - Champs et parcelles</w:t>
+      </w:r>
+    </w:p>
+    <w:p>
+      <w:pPr>
+        <w:ind w:left="283"/>
+      </w:pPr>
+      <w:r>
+        <w:rPr>
+          <w:sz w:val="20"/>
+        </w:rPr>
+        <w:t>- La section 16 du ménage de ALIOUNE FALL n'est pas renseigné, prière de renseigner.</w:t>
+      </w:r>
+    </w:p>
+    <w:p>
+      <w:r>
+        <w:rPr>
+          <w:b/>
+          <w:color w:val="4672C4"/>
+          <w:sz w:val="22"/>
+        </w:rPr>
+        <w:t>&gt;&gt; Section19 - Equipements agricoles</w:t>
+      </w:r>
+    </w:p>
+    <w:p>
+      <w:pPr>
+        <w:ind w:left="283"/>
+      </w:pPr>
+      <w:r>
+        <w:rPr>
+          <w:sz w:val="20"/>
+        </w:rPr>
+        <w:t>- Incohérence!! Le prix de revente de Râteau dans cette section 19 ne doit pas être égal 0 même si le ménage l'a reçu en cadeau prière de leurs aider à faire une estimation.</w:t>
       </w:r>
     </w:p>
     <w:p>
@@ -3068,7 +3593,7 @@
           </w:tcPr>
           <w:p>
             <w:r/>
-            <w:hyperlink r:id="rId12">
+            <w:hyperlink r:id="rId14">
               <w:r>
                 <w:rPr>
                   <w:color w:val="0563C1"/>
@@ -3210,36 +3735,11 @@
         <w:rPr>
           <w:sz w:val="20"/>
         </w:rPr>
-        <w:t xml:space="preserve">- AvertissementALY DIALLO  travaille mais les questions relatives à son emploi principal ne sont pas renseignées à 100%, prière de les renseigner. Vous avez sélectionné l'option 'Ne sait pas' pour la catégorie socioprofessionnelle de ALY DIALLO ou vous ne l'avez pas renseigné. prière de corriger. </w:t>
+        <w:t xml:space="preserve">- Attention ! Le nombre de jours que ALY DIALLO a travaillés par mois semble être inférieur à 15. Veuillez, s'il vous plaît, confirmer cette information. </w:t>
         <w:br/>
-        <w:t xml:space="preserve">-  AvertissementAMADOU DIOP  travaille mais les questions relatives à son emploi principal ne sont pas renseignées à 100%, prière de les renseigner. Vous avez sélectionné l'option 'Ne sait pas' pour la catégorie socioprofessionnelle de AMADOU DIOP ou vous ne l'avez pas renseigné. prière de corriger. </w:t>
+        <w:t xml:space="preserve">- Attention ! Le nombre de jours que OULEYE DIALLO a travaillés par mois semble être inférieur à 15. Veuillez, s'il vous plaît, confirmer cette information. </w:t>
         <w:br/>
-        <w:t xml:space="preserve">-  AvertissementDIOULDE DIALLO  travaille mais les questions relatives à son emploi principal ne sont pas renseignées à 100%, prière de les renseigner. Vous avez sélectionné l'option 'Ne sait pas' pour la catégorie socioprofessionnelle de DIOULDE DIALLO ou vous ne l'avez pas renseigné. prière de corriger. </w:t>
-        <w:br/>
-        <w:t xml:space="preserve">-  AvertissementHAWA DIOP  travaille mais les questions relatives à son emploi principal ne sont pas renseignées à 100%, prière de les renseigner. Vous avez sélectionné l'option 'Ne sait pas' pour la catégorie socioprofessionnelle de HAWA DIOP ou vous ne l'avez pas renseigné. prière de corriger. </w:t>
-        <w:br/>
-        <w:t>-  AvertissementOULEYE DIALLO  travaille mais les questions relatives à son emploi principal ne sont pas renseignées à 100%, prière de les renseigner. Vous avez sélectionné l'option 'Ne sait pas' pour la catégorie socioprofessionnelle de OULEYE DIALLO ou vous ne l'avez pas renseigné. prière de corriger.</w:t>
-      </w:r>
-    </w:p>
-    <w:p>
-      <w:r>
-        <w:rPr>
-          <w:b/>
-          <w:color w:val="4672C4"/>
-          <w:sz w:val="22"/>
-        </w:rPr>
-        <w:t>&gt;&gt; Section7a2 - Repas pris a l'exterieur du menage</w:t>
-      </w:r>
-    </w:p>
-    <w:p>
-      <w:pPr>
-        <w:ind w:left="283"/>
-      </w:pPr>
-      <w:r>
-        <w:rPr>
-          <w:sz w:val="20"/>
-        </w:rPr>
-        <w:t>- La section sur le repas pris à l'extérieur du ménage du membre ALY DIALLO n'est pas renseignée à 100 %. Prière de vérifier l'ensemble des questions relatives à ce membre et de les renseigner en totalité.</w:t>
+        <w:t>- Nombre de mois exercé par AMADOU DIOP dans l'emploi au cours des 12 derniers mois semble faible, veuillez corriger s'il vous plait ou comfirmer avec le QG. Avertissement!!! AMADOU DIOP enquêté dans l'emploi principale n'a pas declaré son salaire prière de fournir plus d'effort pour lui demander son salire, vous pouvez utiliser des stratégies pour faire une estimation ou demander des conseils au QG. Avertissement!!! AMADOU DIOP enquêté dans l'emploi principale n'a pas declaré son revenu prière de fournir plus d'effort pour lui demander son revenu, vous pouvez utiliser des stratégies pour faire une estimation ou demander des conseils au QG.</w:t>
       </w:r>
     </w:p>
     <w:p>
@@ -3260,7 +3760,7 @@
         <w:rPr>
           <w:sz w:val="20"/>
         </w:rPr>
-        <w:t>- Attention ! Le prix unitaire d'achat (200 Fcfa) de Pain moderne (Baguette) en miche (Moyen) est relativement élevé par rapport aux autres prix observés dans cette zone. Prière de corriger ou de confirmer avec le QG. Attention ! Le prix unitaire d'achat (50 Fcfa) de Aubergine   en Pièce (Moyen) est relativement faible par rapport aux autres prix observés dans cette zone. Prière de corriger ou de confirmer avec le QG. Attention ! Le prix unitaire d'achat (50 Fcfa) de Carotte en Pièce (Petit) est relativement faible par rapport aux autres prix observés dans cette zone. Prière de corriger ou de confirmer avec le QG. Attention ! Le prix unitaire d'achat (50 Fcfa) de Tamarin noir en Sachets (Petit) est relativement faible par rapport aux autres prix observés dans cette zone. Prière de corriger ou de confirmer avec le QG. Avertissement!! La quantité (4.25 litre) du produit Huile de palme raffinée consommée  par le ménage semble très élevé, prière de corriger ou confirmer avec le QG. Avertissement!! le prix unitaire (100 Fcfa) de Thé en sachet (unité: Sachets) de taille Petit est très faible ou élevé. Prière de corriger ou de confirmer avec le QG. Avertissement!!! Le ménage a consommé 13 Morceau (Portion) Petit de Carpe séchée, cette quantité semble anormale pour une consommation des 7 derniers jours.Prière de corriger ou de confirmer avec le QG. Incohérence!! Dans ce ménage, chaque individus consomme par jour 1.005494 Kg  de cereale; Prière de revoir les quantités prises de ces produits.</w:t>
+        <w:t>- Attention ! Le prix unitaire d'achat (200 Fcfa) de Choux en Morceau (Portion) (Petit) est relativement élevé par rapport aux autres prix observés dans cette zone. Prière de corriger ou de confirmer avec le QG. Attention ! Le prix unitaire d'achat (200 Fcfa) de Pain moderne (Baguette) en miche (Moyen) est relativement élevé par rapport aux autres prix observés dans cette zone. Prière de corriger ou de confirmer avec le QG. Attention ! Le prix unitaire d'achat (50 Fcfa) de Aubergine   en Pièce (Moyen) est relativement faible par rapport aux autres prix observés dans cette zone. Prière de corriger ou de confirmer avec le QG. Attention ! Le prix unitaire d'achat (50 Fcfa) de Tamarin noir en Sachets (Petit) est relativement faible par rapport aux autres prix observés dans cette zone. Prière de corriger ou de confirmer avec le QG. Attention ! Le prix unitaire d'achat (500 Fcfa) de Sucre en poudre  en Kg (taille unique) est relativement faible par rapport aux autres prix observés dans cette zone. Prière de corriger ou de confirmer avec le QG. Avertissement!! La quantité (4.25 litre) du produit Huile de palme raffinée consommée  par le ménage semble très élevé, prière de corriger ou confirmer avec le QG. Avertissement!! le prix unitaire (100 Fcfa) de Thé en sachet (unité: Sachets) de taille Petit est très faible ou élevé. Prière de corriger ou de confirmer avec le QG. Avertissement!!! Le ménage a consommé 13 Morceau (Portion) Petit de Carpe séchée, cette quantité semble anormale pour une consommation des 7 derniers jours.Prière de corriger ou de confirmer avec le QG. Attention ! Le prix unitaire d'achat (125 Fcfa) de Carpe séchée en Morceau (Portion) (Petit) est relativement élevé par rapport aux autres prix observés dans cette zone. Prière de corriger ou de confirmer avec le QG. Incohérence!! Dans ce ménage, chaque individus consomme par jour 1.549451 Kg  de cereale; Prière de revoir les quantités prises de ces produits.</w:t>
       </w:r>
     </w:p>
     <w:p>
@@ -3281,28 +3781,9 @@
         <w:rPr>
           <w:sz w:val="20"/>
         </w:rPr>
-        <w:t>- La dernière fois que vous avez acheté Bois de chauffe ramassé/coupé (estimer la valeur) est bois ramassé et semble exister dans les modalités, prière de prendre attache avec le QG pour plus d'explication afin de la classer bien.</w:t>
-      </w:r>
-    </w:p>
-    <w:p>
-      <w:r>
-        <w:rPr>
-          <w:b/>
-          <w:color w:val="4672C4"/>
-          <w:sz w:val="22"/>
-        </w:rPr>
-        <w:t>&gt;&gt; Section9d - Depenses non-alimentaires - 3 mois</w:t>
-      </w:r>
-    </w:p>
-    <w:p>
-      <w:pPr>
-        <w:ind w:left="283"/>
-      </w:pPr>
-      <w:r>
-        <w:rPr>
-          <w:sz w:val="20"/>
-        </w:rPr>
-        <w:t>- Difficile pour un ménage de ne pas avoir effectué de dépenses au cours de 3 derniers mois sur les produits/services cités (Section 9D), prière de revoir la section pour ce ménage.</w:t>
+        <w:t xml:space="preserve">- La dernière fois que vous avez acheté Bois de chauffe ramassé/coupé (estimer la valeur) est bois ramassé et semble exister dans les modalités, prière de prendre attache avec le QG pour plus d'explication afin de la classer bien. </w:t>
+        <w:br/>
+        <w:t>- Peu plausible! le montant de la dépense pour  Savon de ménage, lessive en poudre, détergents (eau de javel, etc. ) semble trop élevé. Veuillez, s'il vous plaît, confirmer cette information avec le QG ou la corriger.</w:t>
       </w:r>
     </w:p>
     <w:p>
@@ -3323,76 +3804,9 @@
         <w:rPr>
           <w:sz w:val="20"/>
         </w:rPr>
-        <w:t xml:space="preserve">- Les informations sur ces entrepises non agricole manquent, prière de les renseigner. Le montant obtenus sur les services rendus par l'entreprise ##N/A## au cours des 30 derniers jours ou durant le dernier mois où l'entreprise a fonctionné n'a pas été renseigné, prière de mettre de 0 si l'entreprise n'a pas rendu de service. Prière de renseigner les montants dans les champs (s10q46 s10q47 s10q48 s10q49 s10q50 s10q51 s10q52 s10q53 s10q54 s10q55 s10q56 s10q57), mettre 0 si l'entreprise ##N/A## n'a pas effectué des dépenses ou faire des reventes des marchandises ou des produits ou rendre de service.Cette entreprise ##N/A## dit avoir obtenu une valeur sur les marchandises vendu en etat, les marchandises vendu après transformation et les services rendus. Prière de corriger. Cette entreprise ##N/A## dit avoir obtenu une valeur sur les marchandises vendu en etat et les marchandises vendu après transformation. La main d'oeuvre familiale pour AMADOU DIOP ayant travaillé dans cette entreprise ##N/A## aucours des 12 derniers mois n'est pas renseigner. Prière de reneigner toutes les informations qui lui concerne. La main d'oeuvre sariale de AMADOU DIOP ayant travaillé dans cette entreprise ##N/A## aucours des 30 derniers jours n'est pas renseigner. Prière de reneigner toutes les informations qui lui concerne. </w:t>
+        <w:t xml:space="preserve">- L'entreprise OULEYE DIALLO est généralement une entreprise commerciale ou de service dont elle ne depense pas en achat de matières premières.Elle ne transforme pas de produit donc ne peut pas obtenir un montant sur la vente des produits transformés (10.48 ou 10.49). Prière de mettre 0 pour ces questions si elles ne font pas de transformation. </w:t>
         <w:br/>
-        <w:t>- Les informations sur ces entrepises non agricole manquent, prière de les renseigner. Le montant obtenus sur les services rendus par l'entreprise ##N/A## au cours des 30 derniers jours ou durant le dernier mois où l'entreprise a fonctionné n'a pas été renseigné, prière de mettre de 0 si l'entreprise n'a pas rendu de service. Prière de renseigner les montants dans les champs (s10q46 s10q47 s10q48 s10q49 s10q50 s10q51 s10q52 s10q53 s10q54 s10q55 s10q56 s10q57), mettre 0 si l'entreprise ##N/A## n'a pas effectué des dépenses ou faire des reventes des marchandises ou des produits ou rendre de service.Cette entreprise ##N/A## dit avoir obtenu une valeur sur les marchandises vendu en etat, les marchandises vendu après transformation et les services rendus. Prière de corriger. Cette entreprise ##N/A## dit avoir obtenu une valeur sur les marchandises vendu en etat et les marchandises vendu après transformation. La main d'oeuvre familiale pour HAWA DIOP ayant travaillé dans cette entreprise ##N/A## aucours des 12 derniers mois n'est pas renseigner. Prière de reneigner toutes les informations qui lui concerne. La main d'oeuvre sariale de HAWA DIOP ayant travaillé dans cette entreprise ##N/A## aucours des 30 derniers jours n'est pas renseigner. Prière de reneigner toutes les informations qui lui concerne.</w:t>
-      </w:r>
-    </w:p>
-    <w:p>
-      <w:r>
-        <w:rPr>
-          <w:b/>
-          <w:color w:val="4672C4"/>
-          <w:sz w:val="22"/>
-        </w:rPr>
-        <w:t>&gt;&gt; Section12 - Actifs du menage</w:t>
-      </w:r>
-    </w:p>
-    <w:p>
-      <w:pPr>
-        <w:ind w:left="283"/>
-      </w:pPr>
-      <w:r>
-        <w:rPr>
-          <w:sz w:val="20"/>
-        </w:rPr>
-        <w:t xml:space="preserve">- Avertissement!! La question s12q04 n'a pas été renseigner pour l'article: Bicyclette, vélo de course, prière de renseigner. </w:t>
-        <w:br/>
-        <w:t xml:space="preserve">- Avertissement!! La question s12q04 n'a pas été renseigner pour l'article: Téléphone portable, prière de renseigner. </w:t>
-        <w:br/>
-        <w:t>- Le nombre d'article ( Tapis) dans ce ménage ne peut pas être égal à 0, prière de corriger.</w:t>
-      </w:r>
-    </w:p>
-    <w:p>
-      <w:r>
-        <w:rPr>
-          <w:b/>
-          <w:color w:val="4672C4"/>
-          <w:sz w:val="22"/>
-        </w:rPr>
-        <w:t>&gt;&gt; Section14 - Chocs</w:t>
-      </w:r>
-    </w:p>
-    <w:p>
-      <w:pPr>
-        <w:ind w:left="283"/>
-      </w:pPr>
-      <w:r>
-        <w:rPr>
-          <w:sz w:val="20"/>
-        </w:rPr>
-        <w:t>- Prière de renseigner Inondations, même si le ménage n'a pas eu de problème, prendre non et renseigner le reste des questions.</w:t>
-      </w:r>
-    </w:p>
-    <w:p>
-      <w:r>
-        <w:rPr>
-          <w:b/>
-          <w:color w:val="4672C4"/>
-          <w:sz w:val="22"/>
-        </w:rPr>
-        <w:t>&gt;&gt; Section15 - Filets sociaux</w:t>
-      </w:r>
-    </w:p>
-    <w:p>
-      <w:pPr>
-        <w:ind w:left="283"/>
-      </w:pPr>
-      <w:r>
-        <w:rPr>
-          <w:sz w:val="20"/>
-        </w:rPr>
-        <w:t>- Avertissement!! Aucun membre dans ce ménage n'a entendu parler d'aucun programme de la section 15, prière de confirmer ce cas avec le QG.</w:t>
+        <w:t>- L'entreprise vente d’eau en sachet à domicile est généralement une entreprise commerciale ou de service dont elle ne depense pas en achat de matières premières.Elle ne transforme pas de produit donc ne peut pas obtenir un montant sur la vente des produits transformés (10.48 ou 10.49). Prière de mettre 0 pour ces questions si elles ne font pas de transformation.</w:t>
       </w:r>
     </w:p>
     <w:p>
@@ -3434,32 +3848,9 @@
         <w:rPr>
           <w:sz w:val="20"/>
         </w:rPr>
-        <w:t xml:space="preserve">- Attention ! Le ménage a acheté 1 Poules / poulets à 3500 donc un prix unitaire d'achat (3500 Fcfa) qui  est relativement elevé par rapport aux autres prix observés dans cette zone. Prière de corriger ou de confirmer avec le QG. </w:t>
-        <w:br/>
         <w:t xml:space="preserve">- Avertissement! Le prix unitaire (30000 Fcfa) d'un Ovins (Moutons) est trop petit ou élevé. Veuillez confirmer ces informations avec le QG ou apporter les corrections nécessaires. </w:t>
         <w:br/>
         <w:t>- Avertissement! la valeur d'achat (80000 Fcfa) d'un Bovin est trop petite ou élevée . Veuillez confirmer ces informations avec le QG ou apporter les corrections nécessaires.</w:t>
-      </w:r>
-    </w:p>
-    <w:p>
-      <w:r>
-        <w:rPr>
-          <w:b/>
-          <w:color w:val="4672C4"/>
-          <w:sz w:val="22"/>
-        </w:rPr>
-        <w:t>&gt;&gt; Section18b - Chasse</w:t>
-      </w:r>
-    </w:p>
-    <w:p>
-      <w:pPr>
-        <w:ind w:left="283"/>
-      </w:pPr>
-      <w:r>
-        <w:rPr>
-          <w:sz w:val="20"/>
-        </w:rPr>
-        <w:t>- Prière de renseigner la section 18 (La chasse).</w:t>
       </w:r>
     </w:p>
     <w:p>
@@ -3763,7 +4154,7 @@
           </w:tcPr>
           <w:p>
             <w:r/>
-            <w:hyperlink r:id="rId11">
+            <w:hyperlink r:id="rId12">
               <w:r>
                 <w:rPr>
                   <w:color w:val="0563C1"/>
@@ -3862,7 +4253,7 @@
         <w:rPr>
           <w:sz w:val="20"/>
         </w:rPr>
-        <w:t>- AvertissementAMADOU DIOP  travaille mais les questions relatives à son emploi principal ne sont pas renseignées à 100%, prière de les renseigner. Attention ! Le nombre de jours que AMADOU DIOP a travaillés par mois semble être inférieur à 15. Veuillez, s'il vous plaît, confirmer cette information.</w:t>
+        <w:t>- Attention ! Le nombre de jours que AMADOU DIOP a travaillés par mois semble être inférieur à 15. Veuillez, s'il vous plaît, confirmer cette information.</w:t>
       </w:r>
     </w:p>
     <w:p>
@@ -3883,51 +4274,7 @@
         <w:rPr>
           <w:sz w:val="20"/>
         </w:rPr>
-        <w:t>- Prière de changer la branche d'activité AMADOU DIOP, les cultivateurs dont leurs cultures est principalement destiné à la consommation du ménage sont des (Agriculteurs, subsistances) et ceux qui le font avec l'élevage sont des (Agriculteurs et eleveurs, subsistances). Avertissement!!! AMADOU DIOP enquêté dans l'emploi principale n'a pas declaré son revenu prière de fournir plus d'effort pour lui demander son revenu, vous pouvez utiliser des stratégies pour faire une estimation ou demander des conseils au QG. Avertissement!!! les informations de AMADOU DIOP sur le nombre de mois, jours ou heures de son emploi secondaire sont superieur a celles de son emploi principal , veuillez corriger ou confirmer aupres du QG.</w:t>
-      </w:r>
-    </w:p>
-    <w:p>
-      <w:r>
-        <w:rPr>
-          <w:b/>
-          <w:color w:val="4672C4"/>
-          <w:sz w:val="22"/>
-        </w:rPr>
-        <w:t>&gt;&gt; Section7a1 - Repas pris a l'exterieur du menage</w:t>
-      </w:r>
-    </w:p>
-    <w:p>
-      <w:pPr>
-        <w:ind w:left="283"/>
-      </w:pPr>
-      <w:r>
-        <w:rPr>
-          <w:sz w:val="20"/>
-        </w:rPr>
-        <w:t>- Attention ! La section sur le repas pris à l'extérieur du ménage n'est pas renseignée à 100 %. Prière de vérifier l'ensemble des questions relatives à cette section et de les renseigner en totalité.</w:t>
-      </w:r>
-    </w:p>
-    <w:p>
-      <w:r>
-        <w:rPr>
-          <w:b/>
-          <w:color w:val="4672C4"/>
-          <w:sz w:val="22"/>
-        </w:rPr>
-        <w:t>&gt;&gt; Section7a2 - Repas pris a l'exterieur du menage</w:t>
-      </w:r>
-    </w:p>
-    <w:p>
-      <w:pPr>
-        <w:ind w:left="283"/>
-      </w:pPr>
-      <w:r>
-        <w:rPr>
-          <w:sz w:val="20"/>
-        </w:rPr>
-        <w:t xml:space="preserve">- La section sur le repas pris à l'extérieur du ménage du membre AMADOU DIOP n'est pas renseignée à 100 %. Prière de vérifier l'ensemble des questions relatives à ce membre et de les renseigner en totalité. </w:t>
-        <w:br/>
-        <w:t>- La section sur le repas pris à l'extérieur du ménage du membre FAMA FALL n'est pas renseignée à 100 %. Prière de vérifier l'ensemble des questions relatives à ce membre et de les renseigner en totalité.</w:t>
+        <w:t>- Avertissement!!! les informations de AMADOU DIOP sur le nombre de mois, jours ou heures de son emploi secondaire sont superieur a celles de son emploi principal , veuillez corriger ou confirmer aupres du QG.</w:t>
       </w:r>
     </w:p>
     <w:p>
@@ -3948,7 +4295,7 @@
         <w:rPr>
           <w:sz w:val="20"/>
         </w:rPr>
-        <w:t>- Le ménage a consommé Riz local Gambiaka mais les informations sur la quantité, l'unité ou la taille ne sont pas renseignées.Prière de renseigner.</w:t>
+        <w:t>- Attention ! Le prix unitaire d'achat (50 Fcfa) de Beurre en Sachets (Petit) est relativement faible par rapport aux autres prix observés dans cette zone. Prière de corriger ou de confirmer avec le QG. Attention ! Le prix unitaire d'achat (50 Fcfa) de Tamarin noir en Sachets (Petit) est relativement faible par rapport aux autres prix observés dans cette zone. Prière de corriger ou de confirmer avec le QG. Avertissement!!! Le ménage a consommé 0.12 Kg taille unique de Farine de blé locale ou importée, cette quantité semble anormale pour une consommation des 7 derniers jours. prière de corriger ou de confirmer avec le QG. Incohérence!! Dans ce ménage, chaque individus consomme par jour 6.365715 Kg  de cereale; Prière de revoir les quantités prises de ces produits. Attention ! Soupçons de quantité anormale! Le ménage de AMADOU DIOP avec une taille de 2 personnes a consommé .12 Kg en taille unique de Farine de blé locale ou importée qui est relativement élevé comme consommation par rapport à la condition de vie des autres ménages de même taille dans cette zone. Prière de corriger ou de confirmer avec le QG. Avertissement!!! Le ménage a consommé 7 Paquet Petit de Thé en sachet, cette quantité semble anormale pour une consommation des 7 derniers jours.Prière de corriger ou de confirmer avec le QG. Avertissement!! le prix unitaire (100 Fcfa) de Thé en sachet (unité: Paquet) de taille Petit est très faible ou élevé. Prière de corriger ou de confirmer avec le QG. Incohérence!! Dans ce ménage, chaque individus consomme par jour 6.365715 Kg  de cereale; Prière de revoir les quantités prises de ces produits.</w:t>
       </w:r>
     </w:p>
     <w:p>
@@ -3969,7 +4316,7 @@
         <w:rPr>
           <w:sz w:val="20"/>
         </w:rPr>
-        <w:t>- Toutes les questions de la section 8 ne sont pas renseignées, prière de renseigner. Prière de fournir d'effort pour avoir des réponses exactes au lieu de NSP ou Refus. Prière de demander le ménage pour renseigner le reste (Section 8).</w:t>
+        <w:t>- Prière de fournir d'effort pour avoir des réponses exactes au lieu de NSP ou Refus. Prière de demander le ménage pour renseigner le reste (Section 8).</w:t>
       </w:r>
     </w:p>
     <w:p>
@@ -4042,6 +4389,566 @@
           <w:color w:val="4672C4"/>
           <w:sz w:val="22"/>
         </w:rPr>
+        <w:t>&gt;&gt; Section14 - Chocs</w:t>
+      </w:r>
+    </w:p>
+    <w:p>
+      <w:pPr>
+        <w:ind w:left="283"/>
+      </w:pPr>
+      <w:r>
+        <w:rPr>
+          <w:sz w:val="20"/>
+        </w:rPr>
+        <w:t>- Avertissement!! Le ménage n'a été négativement affecté par aucun des problèmes donnés dans la section 14. Confirmez vous cette information avec le QG?</w:t>
+      </w:r>
+    </w:p>
+    <w:p>
+      <w:r>
+        <w:rPr>
+          <w:b/>
+          <w:color w:val="4672C4"/>
+          <w:sz w:val="22"/>
+        </w:rPr>
+        <w:t>&gt;&gt; Section16a - Champs et parcelles</w:t>
+      </w:r>
+    </w:p>
+    <w:p>
+      <w:pPr>
+        <w:ind w:left="283"/>
+      </w:pPr>
+      <w:r>
+        <w:rPr>
+          <w:sz w:val="20"/>
+        </w:rPr>
+        <w:t>- Le nombre d'homme de 15 ans et plus (30) non membre du ménage de AMADOU DIOP ayant travaillé dans la parcelle parcelle de riz pour la période des récoltes semble élevé, prière de corriger. Le nombre de personnes toutes catégories confondues des main-d'oeuvre non-familiale sur la parcelle parcelle de riz au cours de la campagne pour la période des récoltes est de 30 personnes qui semble faible ou élevé. Merci de corriger. La parcelle parcelle de riz n'a pas été mésurée pour des raisons comme qu'elle est trop petite, GPS en panne et que le Ménage indisponible. Nous vous rappelons que ces raisons ne passent pas pour la non mesure des parcelles prière de les mésurer.</w:t>
+      </w:r>
+    </w:p>
+    <w:p>
+      <w:r>
+        <w:t>________________________________________________________________________________</w:t>
+      </w:r>
+    </w:p>
+    <w:p>
+      <w:pPr>
+        <w:pStyle w:val="Heading2"/>
+      </w:pPr>
+      <w:r>
+        <w:t>Menage 11</w:t>
+      </w:r>
+    </w:p>
+    <w:tbl>
+      <w:tblPr>
+        <w:tblStyle w:val="TableGrid"/>
+        <w:tblW w:type="auto" w:w="0"/>
+        <w:tblLook w:firstColumn="1" w:firstRow="1" w:lastColumn="0" w:lastRow="0" w:noHBand="0" w:noVBand="1" w:val="04A0"/>
+      </w:tblPr>
+      <w:tblGrid>
+        <w:gridCol w:w="1662"/>
+        <w:gridCol w:w="1662"/>
+        <w:gridCol w:w="1662"/>
+        <w:gridCol w:w="1662"/>
+        <w:gridCol w:w="1662"/>
+        <w:gridCol w:w="1662"/>
+      </w:tblGrid>
+      <w:tr>
+        <w:tc>
+          <w:tcPr>
+            <w:tcW w:type="dxa" w:w="1662"/>
+            <w:shd w:fill="5B9BD5"/>
+          </w:tcPr>
+          <w:p>
+            <w:r>
+              <w:rPr>
+                <w:b/>
+                <w:color w:val="FFFFFF"/>
+                <w:sz w:val="16"/>
+              </w:rPr>
+              <w:t>Interview Key</w:t>
+            </w:r>
+          </w:p>
+        </w:tc>
+        <w:tc>
+          <w:tcPr>
+            <w:tcW w:type="dxa" w:w="1662"/>
+            <w:shd w:fill="5B9BD5"/>
+          </w:tcPr>
+          <w:p>
+            <w:r>
+              <w:rPr>
+                <w:b/>
+                <w:color w:val="FFFFFF"/>
+                <w:sz w:val="16"/>
+              </w:rPr>
+              <w:t>Interview ID</w:t>
+            </w:r>
+          </w:p>
+        </w:tc>
+        <w:tc>
+          <w:tcPr>
+            <w:tcW w:type="dxa" w:w="1662"/>
+            <w:shd w:fill="5B9BD5"/>
+          </w:tcPr>
+          <w:p>
+            <w:r>
+              <w:rPr>
+                <w:b/>
+                <w:color w:val="FFFFFF"/>
+                <w:sz w:val="16"/>
+              </w:rPr>
+              <w:t>ID Agent</w:t>
+            </w:r>
+          </w:p>
+        </w:tc>
+        <w:tc>
+          <w:tcPr>
+            <w:tcW w:type="dxa" w:w="1662"/>
+            <w:shd w:fill="5B9BD5"/>
+          </w:tcPr>
+          <w:p>
+            <w:r>
+              <w:rPr>
+                <w:b/>
+                <w:color w:val="FFFFFF"/>
+                <w:sz w:val="16"/>
+              </w:rPr>
+              <w:t>ID Equipe</w:t>
+            </w:r>
+          </w:p>
+        </w:tc>
+        <w:tc>
+          <w:tcPr>
+            <w:tcW w:type="dxa" w:w="1662"/>
+            <w:shd w:fill="5B9BD5"/>
+          </w:tcPr>
+          <w:p>
+            <w:r>
+              <w:rPr>
+                <w:b/>
+                <w:color w:val="FFFFFF"/>
+                <w:sz w:val="16"/>
+              </w:rPr>
+              <w:t>Agent</w:t>
+            </w:r>
+          </w:p>
+        </w:tc>
+        <w:tc>
+          <w:tcPr>
+            <w:tcW w:type="dxa" w:w="1662"/>
+            <w:shd w:fill="5B9BD5"/>
+          </w:tcPr>
+          <w:p>
+            <w:r>
+              <w:rPr>
+                <w:b/>
+                <w:color w:val="FFFFFF"/>
+                <w:sz w:val="16"/>
+              </w:rPr>
+              <w:t>Chef d'equipe</w:t>
+            </w:r>
+          </w:p>
+        </w:tc>
+      </w:tr>
+      <w:tr>
+        <w:tc>
+          <w:tcPr>
+            <w:tcW w:type="dxa" w:w="1662"/>
+          </w:tcPr>
+          <w:p>
+            <w:r>
+              <w:rPr>
+                <w:sz w:val="14"/>
+              </w:rPr>
+              <w:t>27-68-77-35</w:t>
+            </w:r>
+          </w:p>
+        </w:tc>
+        <w:tc>
+          <w:tcPr>
+            <w:tcW w:type="dxa" w:w="1662"/>
+          </w:tcPr>
+          <w:p>
+            <w:r>
+              <w:rPr>
+                <w:sz w:val="14"/>
+              </w:rPr>
+              <w:t>e8cbadcd749b4ccba08c87e8c84dd721</w:t>
+            </w:r>
+          </w:p>
+        </w:tc>
+        <w:tc>
+          <w:tcPr>
+            <w:tcW w:type="dxa" w:w="1662"/>
+          </w:tcPr>
+          <w:p>
+            <w:r>
+              <w:rPr>
+                <w:sz w:val="14"/>
+              </w:rPr>
+              <w:t>EQ17_enq3</w:t>
+            </w:r>
+          </w:p>
+        </w:tc>
+        <w:tc>
+          <w:tcPr>
+            <w:tcW w:type="dxa" w:w="1662"/>
+          </w:tcPr>
+          <w:p>
+            <w:r>
+              <w:rPr>
+                <w:sz w:val="14"/>
+              </w:rPr>
+              <w:t>Equipe17</w:t>
+            </w:r>
+          </w:p>
+        </w:tc>
+        <w:tc>
+          <w:tcPr>
+            <w:tcW w:type="dxa" w:w="1662"/>
+          </w:tcPr>
+          <w:p>
+            <w:r>
+              <w:rPr>
+                <w:sz w:val="14"/>
+              </w:rPr>
+              <w:t>Haby SALL</w:t>
+            </w:r>
+          </w:p>
+        </w:tc>
+        <w:tc>
+          <w:tcPr>
+            <w:tcW w:type="dxa" w:w="1662"/>
+          </w:tcPr>
+          <w:p>
+            <w:r>
+              <w:rPr>
+                <w:sz w:val="14"/>
+              </w:rPr>
+              <w:t>Mamadou Gazali DEME</w:t>
+            </w:r>
+          </w:p>
+        </w:tc>
+      </w:tr>
+    </w:tbl>
+    <w:p/>
+    <w:tbl>
+      <w:tblPr>
+        <w:tblStyle w:val="TableGrid"/>
+        <w:tblW w:type="auto" w:w="0"/>
+        <w:tblLook w:firstColumn="1" w:firstRow="1" w:lastColumn="0" w:lastRow="0" w:noHBand="0" w:noVBand="1" w:val="04A0"/>
+      </w:tblPr>
+      <w:tblGrid>
+        <w:gridCol w:w="3324"/>
+        <w:gridCol w:w="3324"/>
+        <w:gridCol w:w="3324"/>
+      </w:tblGrid>
+      <w:tr>
+        <w:tc>
+          <w:tcPr>
+            <w:tcW w:type="dxa" w:w="3324"/>
+            <w:shd w:fill="70AD47"/>
+          </w:tcPr>
+          <w:p>
+            <w:r>
+              <w:rPr>
+                <w:b/>
+                <w:color w:val="FFFFFF"/>
+                <w:sz w:val="18"/>
+              </w:rPr>
+              <w:t>Chef de Menage</w:t>
+            </w:r>
+          </w:p>
+        </w:tc>
+        <w:tc>
+          <w:tcPr>
+            <w:tcW w:type="dxa" w:w="3324"/>
+            <w:shd w:fill="70AD47"/>
+          </w:tcPr>
+          <w:p>
+            <w:r>
+              <w:rPr>
+                <w:b/>
+                <w:color w:val="FFFFFF"/>
+                <w:sz w:val="18"/>
+              </w:rPr>
+              <w:t>Quartier/Village (s00q05)</w:t>
+            </w:r>
+          </w:p>
+        </w:tc>
+        <w:tc>
+          <w:tcPr>
+            <w:tcW w:type="dxa" w:w="3324"/>
+            <w:shd w:fill="70AD47"/>
+          </w:tcPr>
+          <w:p>
+            <w:r>
+              <w:rPr>
+                <w:b/>
+                <w:color w:val="FFFFFF"/>
+                <w:sz w:val="18"/>
+              </w:rPr>
+              <w:t>Localisation GPS</w:t>
+            </w:r>
+          </w:p>
+        </w:tc>
+      </w:tr>
+      <w:tr>
+        <w:tc>
+          <w:tcPr>
+            <w:tcW w:type="dxa" w:w="3324"/>
+          </w:tcPr>
+          <w:p>
+            <w:r>
+              <w:rPr>
+                <w:sz w:val="18"/>
+              </w:rPr>
+              <w:t>ROGER BASSENE</w:t>
+            </w:r>
+          </w:p>
+        </w:tc>
+        <w:tc>
+          <w:tcPr>
+            <w:tcW w:type="dxa" w:w="3324"/>
+          </w:tcPr>
+          <w:p>
+            <w:r>
+              <w:rPr>
+                <w:sz w:val="18"/>
+              </w:rPr>
+              <w:t>N/A</w:t>
+            </w:r>
+          </w:p>
+        </w:tc>
+        <w:tc>
+          <w:tcPr>
+            <w:tcW w:type="dxa" w:w="3324"/>
+          </w:tcPr>
+          <w:p>
+            <w:r/>
+            <w:hyperlink r:id="rId10">
+              <w:r>
+                <w:rPr>
+                  <w:color w:val="0563C1"/>
+                  <w:u w:val="single"/>
+                </w:rPr>
+                <w:t>campement2</w:t>
+              </w:r>
+            </w:hyperlink>
+          </w:p>
+        </w:tc>
+      </w:tr>
+    </w:tbl>
+    <w:p/>
+    <w:p>
+      <w:r>
+        <w:rPr>
+          <w:b/>
+          <w:color w:val="4672C4"/>
+          <w:sz w:val="22"/>
+        </w:rPr>
+        <w:t>&gt;&gt; Section0 - Identification et renseignements de controle</w:t>
+      </w:r>
+    </w:p>
+    <w:p>
+      <w:pPr>
+        <w:ind w:left="283"/>
+      </w:pPr>
+      <w:r>
+        <w:rPr>
+          <w:sz w:val="20"/>
+        </w:rPr>
+        <w:t>- Le questionnaire semble ne pas être complètement fini mais le questionnaire est en statut complet, prière de compléter le questionnaire. Il est obligatoire de prendre les coordonnées Gps avant d'administrer le questionnaire. Prière de prendre les coordonnées GPS.</w:t>
+      </w:r>
+    </w:p>
+    <w:p>
+      <w:r>
+        <w:rPr>
+          <w:b/>
+          <w:color w:val="4672C4"/>
+          <w:sz w:val="22"/>
+        </w:rPr>
+        <w:t>&gt;&gt; Section1 - Caracteristiques des membres</w:t>
+      </w:r>
+    </w:p>
+    <w:p>
+      <w:pPr>
+        <w:ind w:left="283"/>
+      </w:pPr>
+      <w:r>
+        <w:rPr>
+          <w:sz w:val="20"/>
+        </w:rPr>
+        <w:t xml:space="preserve">- Avertissement!!!  FRANÇINA BASSÉNE  ne possède pas le téléphone android, a accès à l'internet , prière de confirmer cette information. </w:t>
+        <w:br/>
+        <w:t>- Attention ! Le montant (5000 Fcfa) dépensé ou reçu en cadeau pour les cartes prépayées, les transferts de crédit et les abonnements de  ROGER BASSENE est relativement élevé par rapport aux autres montants depansés observés dans cette zone. Prière de corriger ou de confirmer avec le QG.</w:t>
+      </w:r>
+    </w:p>
+    <w:p>
+      <w:r>
+        <w:rPr>
+          <w:b/>
+          <w:color w:val="4672C4"/>
+          <w:sz w:val="22"/>
+        </w:rPr>
+        <w:t>&gt;&gt; Section2 - Education</w:t>
+      </w:r>
+    </w:p>
+    <w:p>
+      <w:pPr>
+        <w:ind w:left="283"/>
+      </w:pPr>
+      <w:r>
+        <w:rPr>
+          <w:sz w:val="20"/>
+        </w:rPr>
+        <w:t xml:space="preserve">- Peu probable! FRANÇINA BASSÉNE  n'arrive pas  à comprendre un petit texte lu dans une langue locale (s02q03). Veuillez corriger ou donner des explications au QG. </w:t>
+        <w:br/>
+        <w:t xml:space="preserve">- Peu probable! FRANÇINA JUNIOR BASSÉNE  n'arrive pas  à comprendre un petit texte lu dans une langue locale (s02q03). Veuillez corriger ou donner des explications au QG. Peu probable! FRANÇINA JUNIOR BASSÉNE  ne sait ni lire, ni écrire, ni comprendre dans aucune des langues  (s02q01,s02q02,s02q03). Veuillez corriger ou donner des explications au QG. Le montant des frais pour les cahiers et autres matériels scolaires pour l'année scolaire de FRANÇINA JUNIOR BASSÉNE est de 0 FCFA, FRANÇINA JUNIOR BASSÉNE a fait comment pour payer ces cahiers et autres matériels scolaires (SAC, stylo, craie, ardoise, crayon...) ? prière de corriger. Dans les milieux urbains c'est peu probable de voir une école dont les élèves ou étudiants ne dépensent pas en frais d'uniformes, prière de verifier pour FRANÇINA JUNIOR BASSÉNE et corriger ou confirmer avec le QG. </w:t>
+        <w:br/>
+        <w:t xml:space="preserve">- Peu probable! NARÇISSE CLAUDE BASSENE  n'arrive pas  à comprendre un petit texte lu dans une langue locale (s02q03). Veuillez corriger ou donner des explications au QG. </w:t>
+        <w:br/>
+        <w:t xml:space="preserve">- Peu probable! ROGER BASSENE  n'arrive pas  à comprendre un petit texte lu dans une langue locale (s02q03). Veuillez corriger ou donner des explications au QG. Le domaine que ROGER BASSENE bénéficié de cette formation est agricole et semble exister dans les modalités, prière de prendre attache avec le QG pour plus d'explication afin de la classer bien. </w:t>
+        <w:br/>
+        <w:t>- Peu probable! STEPHANE MARTHIN BASSENE  n'arrive pas  à comprendre un petit texte lu dans une langue locale (s02q03). Veuillez corriger ou donner des explications au QG. Incohérence!! Le niveau d'études le plus élevé atteint par STEPHANE MARTHIN BASSENE est superieur et le diplôme le plus elevé obtenu par STEPHANE MARTHIN BASSENE est DEF ou CEP OU CAP.</w:t>
+      </w:r>
+    </w:p>
+    <w:p>
+      <w:r>
+        <w:rPr>
+          <w:b/>
+          <w:color w:val="4672C4"/>
+          <w:sz w:val="22"/>
+        </w:rPr>
+        <w:t>&gt;&gt; Section4a - Emploi</w:t>
+      </w:r>
+    </w:p>
+    <w:p>
+      <w:pPr>
+        <w:ind w:left="283"/>
+      </w:pPr>
+      <w:r>
+        <w:rPr>
+          <w:sz w:val="20"/>
+        </w:rPr>
+        <w:t>- Avertissement! Généralement les jeunes hommes (10 à 25ans) font des travaux ménager soit apprendre les enfants à reviser leurs léçons ou d'autres cours, STEPHANE MARTHIN BASSENE n'a consacré aucune heure pour les travaux cités en s04q01, s04q02, s04q03, s04q04, s04q05, s04q06, s04q07 et s04q08.Prière de regarder pour corriger ou confirmer avec le QG.</w:t>
+      </w:r>
+    </w:p>
+    <w:p>
+      <w:r>
+        <w:rPr>
+          <w:b/>
+          <w:color w:val="4672C4"/>
+          <w:sz w:val="22"/>
+        </w:rPr>
+        <w:t>&gt;&gt; Section4b - Emploi - Activite principale</w:t>
+      </w:r>
+    </w:p>
+    <w:p>
+      <w:pPr>
+        <w:ind w:left="283"/>
+      </w:pPr>
+      <w:r>
+        <w:rPr>
+          <w:sz w:val="20"/>
+        </w:rPr>
+        <w:t xml:space="preserve">- || Attention ! Le nombre de jours que STEPHANE MARTHIN BASSENE a travaillés par mois semble être inférieur à 15. Veuillez, s'il vous plaît, confirmer cette information.  Incohérence! STEPHANE MARTHIN BASSENE  evolue dans l'agriculture mais est  considéré comme salarié ou stagiaire/apprenti non renuméré, prière de revoir la question s04q46 et corriger. </w:t>
+        <w:br/>
+        <w:t>- Prière de changer la branche d'activité de ROGER BASSENE, les agriculteurs dont leurs cultures est principalement destiné à la consommation du ménage sont des (Agriculteurs, subsistances) et ceux qui le font avec l'élevage sont des (Agriculteurs et eleveurs, subsistances)Incohérence! ROGER BASSENE est agriculteur mais dit avoir bénéficié de congé de maladie, prière de corriger ou de confirmer cette information avec le QG. Incohérence!ROGER BASSENE est agriculteur mais dit avoir bénéficié de congé payés, prière de corriger ou de confirmer cette information avec le QG. Attention ! Le nombre de jours que ROGER BASSENE a travaillés par mois semble être inférieur à 15. Veuillez, s'il vous plaît, confirmer cette information.  Incohérence! ROGER BASSENE  evolue dans l'agriculture mais est  considéré comme salarié ou stagiaire/apprenti non renuméré, prière de revoir la question s04q46 et corriger.</w:t>
+      </w:r>
+    </w:p>
+    <w:p>
+      <w:r>
+        <w:rPr>
+          <w:b/>
+          <w:color w:val="4672C4"/>
+          <w:sz w:val="22"/>
+        </w:rPr>
+        <w:t>&gt;&gt; Section4c - Emploi - Activite secondaire</w:t>
+      </w:r>
+    </w:p>
+    <w:p>
+      <w:pPr>
+        <w:ind w:left="283"/>
+      </w:pPr>
+      <w:r>
+        <w:rPr>
+          <w:sz w:val="20"/>
+        </w:rPr>
+        <w:t xml:space="preserve">- Avertissement!!! ROGER BASSENE enquêté dans l'emploi principale n'a pas declaré son revenu prière de fournir plus d'effort pour lui demander son revenu, vous pouvez utiliser des stratégies pour faire une estimation ou demander des conseils au QG. Avertissement!!! les informations de ROGER BASSENE sur le nombre de mois, jours ou heures de son emploi secondaire sont superieur a celles de son emploi principal , veuillez corriger ou confirmer aupres du QG. </w:t>
+        <w:br/>
+        <w:t>- Avertissement!!! les informations de STEPHANE MARTHIN BASSENE sur le nombre de mois, jours ou heures de son emploi secondaire sont superieur a celles de son emploi principal , veuillez corriger ou confirmer aupres du QG.</w:t>
+      </w:r>
+    </w:p>
+    <w:p>
+      <w:r>
+        <w:rPr>
+          <w:b/>
+          <w:color w:val="4672C4"/>
+          <w:sz w:val="22"/>
+        </w:rPr>
+        <w:t>&gt;&gt; Section7b - Consommation alimentaire - 7 jours</w:t>
+      </w:r>
+    </w:p>
+    <w:p>
+      <w:pPr>
+        <w:ind w:left="283"/>
+      </w:pPr>
+      <w:r>
+        <w:rPr>
+          <w:sz w:val="20"/>
+        </w:rPr>
+        <w:t>- La dernière fois que vous avez acheté Huile de soja  est dans la structure où travaille le CM et semble exister dans les modalités, prière de prendre attache avec le QG pour plus d'explication afin de la classer bien.  La dernière fois que vous avez acheté Viande de porc: autres parties est dans une autre localité et semble exister dans les modalités, prière de prendre attache avec le QG pour plus d'explication afin de la classer bien. Attention ! Le prix unitaire d'achat (400 Fcfa) de Choux en Pièce (Petit) est relativement élevé par rapport aux autres prix observés dans cette zone. Prière de corriger ou de confirmer avec le QG. Attention ! Le prix unitaire d'achat (50 Fcfa) de Poisson de mer séché (yayeboye) en Morceau (Portion) (Petit) est relativement faible par rapport aux autres prix observés dans cette zone. Prière de corriger ou de confirmer avec le QG. Avertissement!! le prix unitaire (100 Fcfa) de Thé en sachet (unité: Sachets) de taille Moyen est très faible ou élevé. Prière de corriger ou de confirmer avec le QG. Avertissement!!! Le ménage a consommé 14 Cuillère Tres petit de Chocolat pâte à tartiner, cette quantité semble anormale pour une consommation des 7 derniers jours.Prière de corriger ou de confirmer avec le QG. Incohérence!! Dans ce ménage, chaque individus consomme par jour 2.95 Kg  de cereale; Prière de revoir les quantités prises de ces produits. Incohérence!! Dans ce ménage, chaque individus consomme par jour 2.95 Kg  de cereale; Prière de revoir les quantités prises de ces produits.  La dernière fois que vous avez acheté Riz local Gambiaka est au niveau de l’entreprise où travaille le CM et semble exister dans les modalités, prière de prendre attache avec le QG pour plus d'explication afin de la classer bien.</w:t>
+      </w:r>
+    </w:p>
+    <w:p>
+      <w:r>
+        <w:rPr>
+          <w:b/>
+          <w:color w:val="4672C4"/>
+          <w:sz w:val="22"/>
+        </w:rPr>
+        <w:t>&gt;&gt; Section9c - Depenses non-alimentaires - 30 jours</w:t>
+      </w:r>
+    </w:p>
+    <w:p>
+      <w:pPr>
+        <w:ind w:left="283"/>
+      </w:pPr>
+      <w:r>
+        <w:rPr>
+          <w:sz w:val="20"/>
+        </w:rPr>
+        <w:t>- La dernière fois que vous avez acheté Frais de coiffure homme et femme (salon, tressage, mèches, coupe, etc.), manucure, pédicure est salon de coiffure et semble exister dans les modalités, prière de prendre attache avec le QG pour plus d'explication afin de la classer bien.</w:t>
+      </w:r>
+    </w:p>
+    <w:p>
+      <w:r>
+        <w:rPr>
+          <w:b/>
+          <w:color w:val="4672C4"/>
+          <w:sz w:val="22"/>
+        </w:rPr>
+        <w:t>&gt;&gt; Section9e - Depenses non-alimentaires - 6 mois</w:t>
+      </w:r>
+    </w:p>
+    <w:p>
+      <w:pPr>
+        <w:ind w:left="283"/>
+      </w:pPr>
+      <w:r>
+        <w:rPr>
+          <w:sz w:val="20"/>
+        </w:rPr>
+        <w:t>- Peu plausible! le montant de la dépense pour Accessoires des chaussures (chausse-pieds; brosses à chaussure, lacet) semble faible. Veuillez, s'il vous plaît, confirmer cette information avec le QG ou la corriger.</w:t>
+      </w:r>
+    </w:p>
+    <w:p>
+      <w:r>
+        <w:rPr>
+          <w:b/>
+          <w:color w:val="4672C4"/>
+          <w:sz w:val="22"/>
+        </w:rPr>
         <w:t>&gt;&gt; Section10b - caracteristiques entreprise non agricole</w:t>
       </w:r>
     </w:p>
@@ -4053,7 +4960,51 @@
         <w:rPr>
           <w:sz w:val="20"/>
         </w:rPr>
-        <w:t>- Le montant obtenus sur les services rendus par l'entreprise construction de bar au cours des 30 derniers jours ou durant le dernier mois où l'entreprise a fonctionné n'a pas été renseigné, prière de mettre de 0 si l'entreprise n'a pas rendu de service. Prière de renseigner les montants dans les champs (s10q46 s10q47 s10q48 s10q49 s10q50 s10q51 s10q52 s10q53 s10q54 s10q55 s10q56 s10q57), mettre 0 si l'entreprise construction de bar n'a pas effectué des dépenses ou faire des reventes des marchandises ou des produits ou rendre de service.Cette entreprise construction de bar dit avoir obtenu une valeur sur les marchandises vendu en etat, les marchandises vendu après transformation et les services rendus. Prière de corriger. Cette entreprise construction de bar dit avoir obtenu une valeur sur les marchandises vendu en etat et les marchandises vendu après transformation. La main d'oeuvre familiale pour AMADOU DIOP ayant travaillé dans cette entreprise construction de bar aucours des 12 derniers mois n'est pas renseigner. Prière de reneigner toutes les informations qui lui concerne. La main d'oeuvre sariale de AMADOU DIOP ayant travaillé dans cette entreprise construction de bar aucours des 30 derniers jours n'est pas renseigner. Prière de reneigner toutes les informations qui lui concerne.</w:t>
+        <w:t>- L'entreprise conducteur de moto taxi existe dit n'avoir pas fait la revente de marchandises achetées et revendues en état, aussi le montant obtenus sur la vente de produits transformés par l'entreprise  n'a reçu aucune somme sur les reventes (s10q46=0 &amp; s10q48=0 &amp; s10q50=0); alors s'agit-il de quelle entreprise ?</w:t>
+      </w:r>
+    </w:p>
+    <w:p>
+      <w:r>
+        <w:rPr>
+          <w:b/>
+          <w:color w:val="4672C4"/>
+          <w:sz w:val="22"/>
+        </w:rPr>
+        <w:t>&gt;&gt; Section11 - Caracteristiques logement</w:t>
+      </w:r>
+    </w:p>
+    <w:p>
+      <w:pPr>
+        <w:ind w:left="283"/>
+      </w:pPr>
+      <w:r>
+        <w:rPr>
+          <w:sz w:val="20"/>
+        </w:rPr>
+        <w:t>- Avertissement!! Le ménage (vit en milieu urbain) se débarrasse de ses ordures ménagères soit par le Dépotoir sauvage, brûle et enterre, prière de corriger ou confirmer avec le QG.</w:t>
+      </w:r>
+    </w:p>
+    <w:p>
+      <w:r>
+        <w:rPr>
+          <w:b/>
+          <w:color w:val="4672C4"/>
+          <w:sz w:val="22"/>
+        </w:rPr>
+        <w:t>&gt;&gt; Section12 - Actifs du menage</w:t>
+      </w:r>
+    </w:p>
+    <w:p>
+      <w:pPr>
+        <w:ind w:left="283"/>
+      </w:pPr>
+      <w:r>
+        <w:rPr>
+          <w:sz w:val="20"/>
+        </w:rPr>
+        <w:t xml:space="preserve">- Attention ! Armoires et autres meubles a été achété à 300000 Fcfa est relativement élevé par rapport aux autres prix d'achat observés dans cette zone. Prière de corriger ou de confirmer avec le QG. </w:t>
+        <w:br/>
+        <w:t>- Avertissement!!! Le prix d'achat (16000) de l'article  Bonbonne de gaz est inférieur aux prix de revente (20000)  avec l'âge du bien atteignant 8 ans. Prière de vérifier ou confirmer avec l'enquêté et mettre les bonnes valeurs après verification, s'il le faut.</w:t>
       </w:r>
     </w:p>
     <w:p>
@@ -4084,27 +5035,6 @@
           <w:color w:val="4672C4"/>
           <w:sz w:val="22"/>
         </w:rPr>
-        <w:t>&gt;&gt; Section15 - Filets sociaux</w:t>
-      </w:r>
-    </w:p>
-    <w:p>
-      <w:pPr>
-        <w:ind w:left="283"/>
-      </w:pPr>
-      <w:r>
-        <w:rPr>
-          <w:sz w:val="20"/>
-        </w:rPr>
-        <w:t>- Avertissement!! Aucun membre dans ce ménage n'a entendu parler d'aucun programme de la section 15, prière de confirmer ce cas avec le QG.</w:t>
-      </w:r>
-    </w:p>
-    <w:p>
-      <w:r>
-        <w:rPr>
-          <w:b/>
-          <w:color w:val="4672C4"/>
-          <w:sz w:val="22"/>
-        </w:rPr>
         <w:t>&gt;&gt; Section16a - Champs et parcelles</w:t>
       </w:r>
     </w:p>
@@ -4116,7 +5046,7 @@
         <w:rPr>
           <w:sz w:val="20"/>
         </w:rPr>
-        <w:t>- Le nombre d'homme de 15 ans et plus (30) non membre du ménage de AMADOU DIOP ayant travaillé dans la parcelle parcelle de riz pour la période des récoltes semble élevé, prière de corriger. Le nombre de personnes toutes catégories confondues des main-d'oeuvre non-familiale sur la parcelle parcelle de riz au cours de la campagne pour la période des récoltes est de 30 personnes qui semble faible ou élevé. Merci de corriger. La superficie de la parcelle parcelle de riz selon les mesures GPS est de .a hectare qui semble élevé ou faible, prière de corriger.</w:t>
+        <w:t>- La section 16 du ménage de 775397496 n'est pas renseigné, prière de renseigner.</w:t>
       </w:r>
     </w:p>
     <w:p>
@@ -4126,7 +5056,7 @@
           <w:color w:val="4672C4"/>
           <w:sz w:val="22"/>
         </w:rPr>
-        <w:t>&gt;&gt; Section18b - Chasse</w:t>
+        <w:t>&gt;&gt; Section19 - Equipements agricoles</w:t>
       </w:r>
     </w:p>
     <w:p>
@@ -4137,7 +5067,7 @@
         <w:rPr>
           <w:sz w:val="20"/>
         </w:rPr>
-        <w:t>- Prière de renseigner la section 18 (La chasse).</w:t>
+        <w:t>- Attention ! Pompe manuelle a été revendu à 50000 Fcfa qui est relativement élevé par rapport aux autres prix de revente observés dans cette zone. Prière de corriger ou de confirmer avec le QG.</w:t>
       </w:r>
     </w:p>
     <w:p>
@@ -4441,7 +5371,7 @@
           </w:tcPr>
           <w:p>
             <w:r/>
-            <w:hyperlink r:id="rId13">
+            <w:hyperlink r:id="rId15">
               <w:r>
                 <w:rPr>
                   <w:color w:val="0563C1"/>
@@ -4504,7 +5434,7 @@
           <w:color w:val="4672C4"/>
           <w:sz w:val="22"/>
         </w:rPr>
-        <w:t>&gt;&gt; Section4b - Emploi - Activite principale</w:t>
+        <w:t>&gt;&gt; Section7b - Consommation alimentaire - 7 jours</w:t>
       </w:r>
     </w:p>
     <w:p>
@@ -4515,49 +5445,7 @@
         <w:rPr>
           <w:sz w:val="20"/>
         </w:rPr>
-        <w:t>- AvertissementANSOU MANGA  travaille mais les questions relatives à son emploi principal ne sont pas renseignées à 100%, prière de les renseigner.</w:t>
-      </w:r>
-    </w:p>
-    <w:p>
-      <w:r>
-        <w:rPr>
-          <w:b/>
-          <w:color w:val="4672C4"/>
-          <w:sz w:val="22"/>
-        </w:rPr>
-        <w:t>&gt;&gt; Section4c - Emploi - Activite secondaire</w:t>
-      </w:r>
-    </w:p>
-    <w:p>
-      <w:pPr>
-        <w:ind w:left="283"/>
-      </w:pPr>
-      <w:r>
-        <w:rPr>
-          <w:sz w:val="20"/>
-        </w:rPr>
-        <w:t>- Avertissement!!! la branche d'activité de ANSOU MANGA est identique dans l'emploi principale et secondaire, prière de confirmer cette information avec le QG ou de corriger. Attention ! Le nombre de jours que ANSOU MANGA a travaillés par mois semble être inférieur à 15. Veuillez, s'il vous plaît, confirmer cette information.</w:t>
-      </w:r>
-    </w:p>
-    <w:p>
-      <w:r>
-        <w:rPr>
-          <w:b/>
-          <w:color w:val="4672C4"/>
-          <w:sz w:val="22"/>
-        </w:rPr>
-        <w:t>&gt;&gt; Section7a2 - Repas pris a l'exterieur du menage</w:t>
-      </w:r>
-    </w:p>
-    <w:p>
-      <w:pPr>
-        <w:ind w:left="283"/>
-      </w:pPr>
-      <w:r>
-        <w:rPr>
-          <w:sz w:val="20"/>
-        </w:rPr>
-        <w:t>- La section sur le repas pris à l'extérieur du ménage du membre ANSOU MANGA n'est pas renseignée à 100 %. Prière de vérifier l'ensemble des questions relatives à ce membre et de les renseigner en totalité.</w:t>
+        <w:t>- Avertissement!!! Le ménage a consommé 7 Paquet Tres petit de Thé en sachet, cette quantité semble anormale pour une consommation des 7 derniers jours.Prière de corriger ou de confirmer avec le QG. Avertissement!! le prix unitaire (100 Fcfa) de Thé en sachet (unité: Paquet) de taille Tres petit est très faible ou élevé. Prière de corriger ou de confirmer avec le QG.</w:t>
       </w:r>
     </w:p>
     <w:p>
@@ -4578,6 +5466,8 @@
         <w:rPr>
           <w:sz w:val="20"/>
         </w:rPr>
+        <w:t xml:space="preserve">- La dépense en alimentation pour Fin du Ramadan 2024  ne peut être 0. Veuillez s'il vous plaît revoir ce montant. La somme des dépenses pour Fin du Ramadan 2024  pour ce ménage semble  faible, merci de regarder les montants pris dans les questions s09Aq03 s09Aq04 s09Aq05 s09Aq06 s09Aq07 et corriger. </w:t>
+        <w:br/>
         <w:t>- La dépense en alimentation pour Tabaski 2025  ne peut être 0. Veuillez s'il vous plaît revoir ce montant.</w:t>
       </w:r>
     </w:p>
@@ -4714,7 +5604,7 @@
           <w:color w:val="4672C4"/>
           <w:sz w:val="22"/>
         </w:rPr>
-        <w:t>&gt;&gt; Section15 - Filets sociaux</w:t>
+        <w:t>&gt;&gt; Section16a - Champs et parcelles</w:t>
       </w:r>
     </w:p>
     <w:p>
@@ -4725,11 +5615,609 @@
         <w:rPr>
           <w:sz w:val="20"/>
         </w:rPr>
-        <w:t xml:space="preserve">- Prière de renseigner Autres transferts en cash du gouvernement/ONG  dans la section 15, même si le ménage n'a pas eu de programme entendu, prendre non et renseigner le reste des questions. </w:t>
+        <w:t>- La section 16 du ménage de ANSOU MANGA n'est pas renseigné, prière de renseigner.</w:t>
+      </w:r>
+    </w:p>
+    <w:p>
+      <w:r>
+        <w:t>________________________________________________________________________________</w:t>
+      </w:r>
+    </w:p>
+    <w:p>
+      <w:pPr>
+        <w:pStyle w:val="Heading2"/>
+      </w:pPr>
+      <w:r>
+        <w:t>Menage 13</w:t>
+      </w:r>
+    </w:p>
+    <w:tbl>
+      <w:tblPr>
+        <w:tblStyle w:val="TableGrid"/>
+        <w:tblW w:type="auto" w:w="0"/>
+        <w:tblLook w:firstColumn="1" w:firstRow="1" w:lastColumn="0" w:lastRow="0" w:noHBand="0" w:noVBand="1" w:val="04A0"/>
+      </w:tblPr>
+      <w:tblGrid>
+        <w:gridCol w:w="1662"/>
+        <w:gridCol w:w="1662"/>
+        <w:gridCol w:w="1662"/>
+        <w:gridCol w:w="1662"/>
+        <w:gridCol w:w="1662"/>
+        <w:gridCol w:w="1662"/>
+      </w:tblGrid>
+      <w:tr>
+        <w:tc>
+          <w:tcPr>
+            <w:tcW w:type="dxa" w:w="1662"/>
+            <w:shd w:fill="5B9BD5"/>
+          </w:tcPr>
+          <w:p>
+            <w:r>
+              <w:rPr>
+                <w:b/>
+                <w:color w:val="FFFFFF"/>
+                <w:sz w:val="16"/>
+              </w:rPr>
+              <w:t>Interview Key</w:t>
+            </w:r>
+          </w:p>
+        </w:tc>
+        <w:tc>
+          <w:tcPr>
+            <w:tcW w:type="dxa" w:w="1662"/>
+            <w:shd w:fill="5B9BD5"/>
+          </w:tcPr>
+          <w:p>
+            <w:r>
+              <w:rPr>
+                <w:b/>
+                <w:color w:val="FFFFFF"/>
+                <w:sz w:val="16"/>
+              </w:rPr>
+              <w:t>Interview ID</w:t>
+            </w:r>
+          </w:p>
+        </w:tc>
+        <w:tc>
+          <w:tcPr>
+            <w:tcW w:type="dxa" w:w="1662"/>
+            <w:shd w:fill="5B9BD5"/>
+          </w:tcPr>
+          <w:p>
+            <w:r>
+              <w:rPr>
+                <w:b/>
+                <w:color w:val="FFFFFF"/>
+                <w:sz w:val="16"/>
+              </w:rPr>
+              <w:t>ID Agent</w:t>
+            </w:r>
+          </w:p>
+        </w:tc>
+        <w:tc>
+          <w:tcPr>
+            <w:tcW w:type="dxa" w:w="1662"/>
+            <w:shd w:fill="5B9BD5"/>
+          </w:tcPr>
+          <w:p>
+            <w:r>
+              <w:rPr>
+                <w:b/>
+                <w:color w:val="FFFFFF"/>
+                <w:sz w:val="16"/>
+              </w:rPr>
+              <w:t>ID Equipe</w:t>
+            </w:r>
+          </w:p>
+        </w:tc>
+        <w:tc>
+          <w:tcPr>
+            <w:tcW w:type="dxa" w:w="1662"/>
+            <w:shd w:fill="5B9BD5"/>
+          </w:tcPr>
+          <w:p>
+            <w:r>
+              <w:rPr>
+                <w:b/>
+                <w:color w:val="FFFFFF"/>
+                <w:sz w:val="16"/>
+              </w:rPr>
+              <w:t>Agent</w:t>
+            </w:r>
+          </w:p>
+        </w:tc>
+        <w:tc>
+          <w:tcPr>
+            <w:tcW w:type="dxa" w:w="1662"/>
+            <w:shd w:fill="5B9BD5"/>
+          </w:tcPr>
+          <w:p>
+            <w:r>
+              <w:rPr>
+                <w:b/>
+                <w:color w:val="FFFFFF"/>
+                <w:sz w:val="16"/>
+              </w:rPr>
+              <w:t>Chef d'equipe</w:t>
+            </w:r>
+          </w:p>
+        </w:tc>
+      </w:tr>
+      <w:tr>
+        <w:tc>
+          <w:tcPr>
+            <w:tcW w:type="dxa" w:w="1662"/>
+          </w:tcPr>
+          <w:p>
+            <w:r>
+              <w:rPr>
+                <w:sz w:val="14"/>
+              </w:rPr>
+              <w:t>96-65-30-60</w:t>
+            </w:r>
+          </w:p>
+        </w:tc>
+        <w:tc>
+          <w:tcPr>
+            <w:tcW w:type="dxa" w:w="1662"/>
+          </w:tcPr>
+          <w:p>
+            <w:r>
+              <w:rPr>
+                <w:sz w:val="14"/>
+              </w:rPr>
+              <w:t>129700bbc249479985d71b1240a51972</w:t>
+            </w:r>
+          </w:p>
+        </w:tc>
+        <w:tc>
+          <w:tcPr>
+            <w:tcW w:type="dxa" w:w="1662"/>
+          </w:tcPr>
+          <w:p>
+            <w:r>
+              <w:rPr>
+                <w:sz w:val="14"/>
+              </w:rPr>
+              <w:t>EQ17_enq2</w:t>
+            </w:r>
+          </w:p>
+        </w:tc>
+        <w:tc>
+          <w:tcPr>
+            <w:tcW w:type="dxa" w:w="1662"/>
+          </w:tcPr>
+          <w:p>
+            <w:r>
+              <w:rPr>
+                <w:sz w:val="14"/>
+              </w:rPr>
+              <w:t>Equipe17</w:t>
+            </w:r>
+          </w:p>
+        </w:tc>
+        <w:tc>
+          <w:tcPr>
+            <w:tcW w:type="dxa" w:w="1662"/>
+          </w:tcPr>
+          <w:p>
+            <w:r>
+              <w:rPr>
+                <w:sz w:val="14"/>
+              </w:rPr>
+              <w:t>Yacine  SALL</w:t>
+            </w:r>
+          </w:p>
+        </w:tc>
+        <w:tc>
+          <w:tcPr>
+            <w:tcW w:type="dxa" w:w="1662"/>
+          </w:tcPr>
+          <w:p>
+            <w:r>
+              <w:rPr>
+                <w:sz w:val="14"/>
+              </w:rPr>
+              <w:t>Mamadou Gazali DEME</w:t>
+            </w:r>
+          </w:p>
+        </w:tc>
+      </w:tr>
+    </w:tbl>
+    <w:p/>
+    <w:tbl>
+      <w:tblPr>
+        <w:tblStyle w:val="TableGrid"/>
+        <w:tblW w:type="auto" w:w="0"/>
+        <w:tblLook w:firstColumn="1" w:firstRow="1" w:lastColumn="0" w:lastRow="0" w:noHBand="0" w:noVBand="1" w:val="04A0"/>
+      </w:tblPr>
+      <w:tblGrid>
+        <w:gridCol w:w="3324"/>
+        <w:gridCol w:w="3324"/>
+        <w:gridCol w:w="3324"/>
+      </w:tblGrid>
+      <w:tr>
+        <w:tc>
+          <w:tcPr>
+            <w:tcW w:type="dxa" w:w="3324"/>
+            <w:shd w:fill="70AD47"/>
+          </w:tcPr>
+          <w:p>
+            <w:r>
+              <w:rPr>
+                <w:b/>
+                <w:color w:val="FFFFFF"/>
+                <w:sz w:val="18"/>
+              </w:rPr>
+              <w:t>Chef de Menage</w:t>
+            </w:r>
+          </w:p>
+        </w:tc>
+        <w:tc>
+          <w:tcPr>
+            <w:tcW w:type="dxa" w:w="3324"/>
+            <w:shd w:fill="70AD47"/>
+          </w:tcPr>
+          <w:p>
+            <w:r>
+              <w:rPr>
+                <w:b/>
+                <w:color w:val="FFFFFF"/>
+                <w:sz w:val="18"/>
+              </w:rPr>
+              <w:t>Quartier/Village (s00q05)</w:t>
+            </w:r>
+          </w:p>
+        </w:tc>
+        <w:tc>
+          <w:tcPr>
+            <w:tcW w:type="dxa" w:w="3324"/>
+            <w:shd w:fill="70AD47"/>
+          </w:tcPr>
+          <w:p>
+            <w:r>
+              <w:rPr>
+                <w:b/>
+                <w:color w:val="FFFFFF"/>
+                <w:sz w:val="18"/>
+              </w:rPr>
+              <w:t>Localisation GPS</w:t>
+            </w:r>
+          </w:p>
+        </w:tc>
+      </w:tr>
+      <w:tr>
+        <w:tc>
+          <w:tcPr>
+            <w:tcW w:type="dxa" w:w="3324"/>
+          </w:tcPr>
+          <w:p>
+            <w:r>
+              <w:rPr>
+                <w:sz w:val="18"/>
+              </w:rPr>
+              <w:t>THIERNO MOUNTAGUA AMADOU DIALLO</w:t>
+            </w:r>
+          </w:p>
+        </w:tc>
+        <w:tc>
+          <w:tcPr>
+            <w:tcW w:type="dxa" w:w="3324"/>
+          </w:tcPr>
+          <w:p>
+            <w:r>
+              <w:rPr>
+                <w:sz w:val="18"/>
+              </w:rPr>
+              <w:t>N/A</w:t>
+            </w:r>
+          </w:p>
+        </w:tc>
+        <w:tc>
+          <w:tcPr>
+            <w:tcW w:type="dxa" w:w="3324"/>
+          </w:tcPr>
+          <w:p>
+            <w:r/>
+            <w:hyperlink r:id="rId16">
+              <w:r>
+                <w:rPr>
+                  <w:color w:val="0563C1"/>
+                  <w:u w:val="single"/>
+                </w:rPr>
+                <w:t>campement civil</w:t>
+              </w:r>
+            </w:hyperlink>
+          </w:p>
+        </w:tc>
+      </w:tr>
+    </w:tbl>
+    <w:p/>
+    <w:p>
+      <w:r>
+        <w:rPr>
+          <w:b/>
+          <w:color w:val="4672C4"/>
+          <w:sz w:val="22"/>
+        </w:rPr>
+        <w:t>&gt;&gt; Section0 - Identification et renseignements de controle</w:t>
+      </w:r>
+    </w:p>
+    <w:p>
+      <w:pPr>
+        <w:ind w:left="283"/>
+      </w:pPr>
+      <w:r>
+        <w:rPr>
+          <w:sz w:val="20"/>
+        </w:rPr>
+        <w:t>- Le questionnaire semble ne pas être complètement fini mais le questionnaire est en statut complet, prière de compléter le questionnaire. Il est obligatoire de prendre les coordonnées Gps avant d'administrer le questionnaire. Prière de prendre les coordonnées GPS.</w:t>
+      </w:r>
+    </w:p>
+    <w:p>
+      <w:r>
+        <w:rPr>
+          <w:b/>
+          <w:color w:val="4672C4"/>
+          <w:sz w:val="22"/>
+        </w:rPr>
+        <w:t>&gt;&gt; Section1 - Caracteristiques des membres</w:t>
+      </w:r>
+    </w:p>
+    <w:p>
+      <w:pPr>
+        <w:ind w:left="283"/>
+      </w:pPr>
+      <w:r>
+        <w:rPr>
+          <w:sz w:val="20"/>
+        </w:rPr>
+        <w:t xml:space="preserve">- Attention ! Le montant (5000 Fcfa) dépensé ou reçu en cadeau pour les cartes prépayées, les transferts de crédit et les abonnements de  THIERNO MOUTAGUA AMADOU DIALLO est relativement élevé par rapport aux autres montants depansés observés dans cette zone. Prière de corriger ou de confirmer avec le QG. Attention ! Le montant (15000 Fcfa) dépensé ou reçu en cadeau pour les recharges internet ou de forfaits de données mobiles(hors appels vocaux), aucours des 30 derniers jours de  THIERNO MOUTAGUA AMADOU DIALLO est relativement élevé par rapport aux autres montants depansés observés dans cette zone. Prière de corriger ou de confirmer avec le QG. </w:t>
         <w:br/>
-        <w:t xml:space="preserve">- Prière de renseigner Programme national de bourses de sécurité familiales (PNBSF)  dans la section 15, même si le ménage n'a pas eu de programme entendu, prendre non et renseigner le reste des questions. </w:t>
+        <w:t xml:space="preserve">- Attention ! Le montant (5000 Fcfa) dépensé ou reçu en cadeau pour les recharges internet ou de forfaits de données mobiles(hors appels vocaux), aucours des 30 derniers jours de  PENDA SY est relativement élevé par rapport aux autres montants depansés observés dans cette zone. Prière de corriger ou de confirmer avec le QG. </w:t>
         <w:br/>
-        <w:t>- Prière de renseigner Soutien à cause de la COVID-19  dans la section 15, même si le ménage n'a pas eu de programme entendu, prendre non et renseigner le reste des questions.</w:t>
+        <w:t>- Attention ! Le montant (6000 Fcfa) dépensé ou reçu en cadeau pour les cartes prépayées, les transferts de crédit et les abonnements de  OUMOUR MBOULE DIALLO est relativement élevé par rapport aux autres montants depansés observés dans cette zone. Prière de corriger ou de confirmer avec le QG. Attention ! Le montant (10000 Fcfa) dépensé ou reçu en cadeau pour les recharges internet ou de forfaits de données mobiles(hors appels vocaux), aucours des 30 derniers jours de  OUMOUR MBOULE DIALLO est relativement élevé par rapport aux autres montants depansés observés dans cette zone. Prière de corriger ou de confirmer avec le QG.</w:t>
+      </w:r>
+    </w:p>
+    <w:p>
+      <w:r>
+        <w:rPr>
+          <w:b/>
+          <w:color w:val="4672C4"/>
+          <w:sz w:val="22"/>
+        </w:rPr>
+        <w:t>&gt;&gt; Section2 - Education</w:t>
+      </w:r>
+    </w:p>
+    <w:p>
+      <w:pPr>
+        <w:ind w:left="283"/>
+      </w:pPr>
+      <w:r>
+        <w:rPr>
+          <w:sz w:val="20"/>
+        </w:rPr>
+        <w:t xml:space="preserve">- Le domaine que OUMOUR MBOULE DIALLO bénéficié de cette formation est sante et semble exister dans les modalités, prière de prendre attache avec le QG pour plus d'explication afin de la classer bien. </w:t>
+        <w:br/>
+        <w:t xml:space="preserve">- Peu probable! AMADOU MOUTAGUA DIALLO  n'arrive pas  à comprendre un petit texte lu dans une langue locale (s02q03). Veuillez corriger ou donner des explications au QG. Peu probable! AMADOU MOUTAGUA DIALLO  ne sait ni lire, ni écrire, ni comprendre dans aucune des langues  (s02q01,s02q02,s02q03). Veuillez corriger ou donner des explications au QG. </w:t>
+        <w:br/>
+        <w:t xml:space="preserve">- Peu probable! HAWA MARR  n'arrive pas  à comprendre un petit texte lu dans une langue locale (s02q03). Veuillez corriger ou donner des explications au QG. Peu probable! HAWA MARR  ne sait ni lire, ni écrire, ni comprendre dans aucune des langues  (s02q01,s02q02,s02q03). Veuillez corriger ou donner des explications au QG. </w:t>
+        <w:br/>
+        <w:t>- Peu probable! MOUHAMED DIALLO  n'arrive pas  à comprendre un petit texte lu dans une langue locale (s02q03). Veuillez corriger ou donner des explications au QG.</w:t>
+      </w:r>
+    </w:p>
+    <w:p>
+      <w:r>
+        <w:rPr>
+          <w:b/>
+          <w:color w:val="4672C4"/>
+          <w:sz w:val="22"/>
+        </w:rPr>
+        <w:t>&gt;&gt; Section4a - Emploi</w:t>
+      </w:r>
+    </w:p>
+    <w:p>
+      <w:pPr>
+        <w:ind w:left="283"/>
+      </w:pPr>
+      <w:r>
+        <w:rPr>
+          <w:sz w:val="20"/>
+        </w:rPr>
+        <w:t>- Avertissement! Généralement les jeunes hommes (10 à 25ans) font des travaux ménager soit apprendre les enfants à reviser leurs léçons ou d'autres cours, MOUHAMED DIALLO n'a consacré aucune heure pour les travaux cités en s04q01, s04q02, s04q03, s04q04, s04q05, s04q06, s04q07 et s04q08.Prière de regarder pour corriger ou confirmer avec le QG.</w:t>
+      </w:r>
+    </w:p>
+    <w:p>
+      <w:r>
+        <w:rPr>
+          <w:b/>
+          <w:color w:val="4672C4"/>
+          <w:sz w:val="22"/>
+        </w:rPr>
+        <w:t>&gt;&gt; Section4b - Emploi - Activite principale</w:t>
+      </w:r>
+    </w:p>
+    <w:p>
+      <w:pPr>
+        <w:ind w:left="283"/>
+      </w:pPr>
+      <w:r>
+        <w:rPr>
+          <w:sz w:val="20"/>
+        </w:rPr>
+        <w:t xml:space="preserve">- Avertissement!!! THIERNO MOUTAGUA AMADOU DIALLO est un Instituteurs, enseignement primaire qui travaille dans Entreprise publique/ parapublique et a declaré comme catégorie socioprofessionnelle Ouvrier ou employé qualifié , prière de vérifier cette information de catégorie socioprofessionnelle auprès de l'enquêté (e) ou confirmer avec le QG. </w:t>
+        <w:br/>
+        <w:t>- Nombre de mois exercé par OUMOUR MBOULE DIALLO dans l'emploi au cours des 12 derniers mois semble faible, veuillez corriger s'il vous plait ou comfirmer avec le QG.</w:t>
+      </w:r>
+    </w:p>
+    <w:p>
+      <w:r>
+        <w:rPr>
+          <w:b/>
+          <w:color w:val="4672C4"/>
+          <w:sz w:val="22"/>
+        </w:rPr>
+        <w:t>&gt;&gt; Section6 - Epargne et credit</w:t>
+      </w:r>
+    </w:p>
+    <w:p>
+      <w:pPr>
+        <w:ind w:left="283"/>
+      </w:pPr>
+      <w:r>
+        <w:rPr>
+          <w:sz w:val="20"/>
+        </w:rPr>
+        <w:t xml:space="preserve">- Avertissement!!! OUMOUR MBOULE DIALLO a demandé un crédit auprès d'une institution financière au cours des 12 derniers mois, qui a obtenu un crédit auprès d'une de ces institutions au cours des 12 derniers mois dit n'avoir pas beneficer de crédit immobilier. Veuillez vous rassurez réellement que la personne n'a pas affecté de crédit immobilier. </w:t>
+        <w:br/>
+        <w:t>-  Avertissement!!! THIERNO MOUTAGUA AMADOU DIALLO a demandé un crédit auprès d'une institution financière au cours des 12 derniers mois, qui a obtenu un crédit auprès d'une de ces institutions au cours des 12 derniers mois dit n'avoir pas beneficer de crédit immobilier. Veuillez vous rassurez réellement que la personne n'a pas affecté de crédit immobilier.</w:t>
+      </w:r>
+    </w:p>
+    <w:p>
+      <w:r>
+        <w:rPr>
+          <w:b/>
+          <w:color w:val="4672C4"/>
+          <w:sz w:val="22"/>
+        </w:rPr>
+        <w:t>&gt;&gt; Section7b - Consommation alimentaire - 7 jours</w:t>
+      </w:r>
+    </w:p>
+    <w:p>
+      <w:pPr>
+        <w:ind w:left="283"/>
+      </w:pPr>
+      <w:r>
+        <w:rPr>
+          <w:sz w:val="20"/>
+        </w:rPr>
+        <w:t>- Attention ! Le prix unitaire d'achat (250 Fcfa) de Poisson de mer séché (yayeboye) en Morceau (Portion) (Petit) est relativement élevé par rapport aux autres prix observés dans cette zone. Prière de corriger ou de confirmer avec le QG. Attention ! Le prix unitaire d'achat (4000 Fcfa) de Viande de poulet entier en Pièce (Moyen) est relativement élevé par rapport aux autres prix observés dans cette zone. Prière de corriger ou de confirmer avec le QG. Attention ! Le prix unitaire d'achat (50 Fcfa) de Tamarin noir en Sachets (Petit) est relativement faible par rapport aux autres prix observés dans cette zone. Prière de corriger ou de confirmer avec le QG. Attention ! Le prix unitaire d'achat (600 Fcfa) de Pâte d'arachide en Sachets (Petit) est relativement élevé par rapport aux autres prix observés dans cette zone. Prière de corriger ou de confirmer avec le QG. Avertissement!! La quantité (7 litre) du produit Huile de palme raffinée consommée  par le ménage semble très élevé, prière de corriger ou confirmer avec le QG. Avertissement!!! Le ménage a consommé 14 Cuillère Petit de Chocolat pâte à tartiner, cette quantité semble anormale pour une consommation des 7 derniers jours.Prière de corriger ou de confirmer avec le QG. Avertissement!!! Le ménage a consommé 7 Paquet Petit de Thé en sachet, cette quantité semble anormale pour une consommation des 7 derniers jours.Prière de corriger ou de confirmer avec le QG. Avertissement!! le prix unitaire (100 Fcfa) de Thé en sachet (unité: Paquet) de taille Petit est très faible ou élevé. Prière de corriger ou de confirmer avec le QG. Avertissement!!!Le ménage a consommé 49 Cuillère de Petit de Café en poudre soluble  ce qui semble incoherent pour une consommation aucours des 7 derniers jours, prière de verifier et corriger. Le prix d'achat unitaire (200 Fcfa) de Sel en Kg de taille  taille unique  est très faible, prière de regarder les reponses prises dans les questions s07bq07a s07bq07b s07bq07c s07bq08 pour mieux corriger.</w:t>
+      </w:r>
+    </w:p>
+    <w:p>
+      <w:r>
+        <w:rPr>
+          <w:b/>
+          <w:color w:val="4672C4"/>
+          <w:sz w:val="22"/>
+        </w:rPr>
+        <w:t>&gt;&gt; Section9d - Depenses non-alimentaires - 3 mois</w:t>
+      </w:r>
+    </w:p>
+    <w:p>
+      <w:pPr>
+        <w:ind w:left="283"/>
+      </w:pPr>
+      <w:r>
+        <w:rPr>
+          <w:sz w:val="20"/>
+        </w:rPr>
+        <w:t>- Peu plausible! le montant de la dépense pour Frais de photocopies de document semble trop élevé. Veuillez, s'il vous plaît, confirmer cette information avec le QG ou la corriger.</w:t>
+      </w:r>
+    </w:p>
+    <w:p>
+      <w:r>
+        <w:rPr>
+          <w:b/>
+          <w:color w:val="4672C4"/>
+          <w:sz w:val="22"/>
+        </w:rPr>
+        <w:t>&gt;&gt; Section9e - Depenses non-alimentaires - 6 mois</w:t>
+      </w:r>
+    </w:p>
+    <w:p>
+      <w:pPr>
+        <w:ind w:left="283"/>
+      </w:pPr>
+      <w:r>
+        <w:rPr>
+          <w:sz w:val="20"/>
+        </w:rPr>
+        <w:t>- Peu plausible! le montant de la dépense pour Tissus d'habillement: tissus pagne, tissu pagne du tisserand, tissu synthétique, etc. semble élevé. Veuillez, s'il vous plaît, confirmer cette information avec le QG ou la corriger.</w:t>
+      </w:r>
+    </w:p>
+    <w:p>
+      <w:r>
+        <w:rPr>
+          <w:b/>
+          <w:color w:val="4672C4"/>
+          <w:sz w:val="22"/>
+        </w:rPr>
+        <w:t>&gt;&gt; Section9f - Depenses non-alimentaires - 12 mois</w:t>
+      </w:r>
+    </w:p>
+    <w:p>
+      <w:pPr>
+        <w:ind w:left="283"/>
+      </w:pPr>
+      <w:r>
+        <w:rPr>
+          <w:sz w:val="20"/>
+        </w:rPr>
+        <w:t>- Peu plausible! le montant de la dépense pour Matériaux de maçonnerie pour la construction ou les grosses réparations de logement: ciment, briques, fer à béton, sable, gravier, parpaings, etc semble trop faible ou élevé. Veuillez, s'il vous plaît, confirmer cette information avec le QG ou la corriger.</w:t>
+      </w:r>
+    </w:p>
+    <w:p>
+      <w:r>
+        <w:rPr>
+          <w:b/>
+          <w:color w:val="4672C4"/>
+          <w:sz w:val="22"/>
+        </w:rPr>
+        <w:t>&gt;&gt; Section10b - caracteristiques entreprise non agricole</w:t>
+      </w:r>
+    </w:p>
+    <w:p>
+      <w:pPr>
+        <w:ind w:left="283"/>
+      </w:pPr>
+      <w:r>
+        <w:rPr>
+          <w:sz w:val="20"/>
+        </w:rPr>
+        <w:t>- Le salaire qu'une personne de cette catégorie (10.62) a travaillé(e) dans cette entreprise VENDEUSE DE FRIPEURI est élevé ou faible. Prière de confirmer cette information avec le QG ou de corriger.</w:t>
+      </w:r>
+    </w:p>
+    <w:p>
+      <w:r>
+        <w:rPr>
+          <w:b/>
+          <w:color w:val="4672C4"/>
+          <w:sz w:val="22"/>
+        </w:rPr>
+        <w:t>&gt;&gt; Section12 - Actifs du menage</w:t>
+      </w:r>
+    </w:p>
+    <w:p>
+      <w:pPr>
+        <w:ind w:left="283"/>
+      </w:pPr>
+      <w:r>
+        <w:rPr>
+          <w:sz w:val="20"/>
+        </w:rPr>
+        <w:t>- Attention ! Antenne parabolique / décodeur a été achété à 30000 Fcfa est relativement élevé par rapport aux autres prix d'achat observés dans cette zone. Prière de corriger ou de confirmer avec le QG. Attention ! Antenne parabolique / décodeur a été revendu à 30000 Fcfa qui est relativement élevé par rapport aux autres prix de revente observés dans cette zone. Prière de corriger ou de confirmer avec le QG.</w:t>
+      </w:r>
+    </w:p>
+    <w:p>
+      <w:r>
+        <w:rPr>
+          <w:b/>
+          <w:color w:val="4672C4"/>
+          <w:sz w:val="22"/>
+        </w:rPr>
+        <w:t>&gt;&gt; Section14 - Chocs</w:t>
+      </w:r>
+    </w:p>
+    <w:p>
+      <w:pPr>
+        <w:ind w:left="283"/>
+      </w:pPr>
+      <w:r>
+        <w:rPr>
+          <w:sz w:val="20"/>
+        </w:rPr>
+        <w:t>- Avertissement!! Le ménage n'a été négativement affecté par aucun des problèmes donnés dans la section 14. Confirmez vous cette information avec le QG?</w:t>
       </w:r>
     </w:p>
     <w:p>
@@ -4750,7 +6238,7 @@
         <w:rPr>
           <w:sz w:val="20"/>
         </w:rPr>
-        <w:t>- La section 16 du ménage de ANSOU MANGA n'est pas renseigné, prière de renseigner.</w:t>
+        <w:t>- La section 16 du ménage de THIERNO MOUNTAGUA AMADOU DIALLO n'est pas renseigné, prière de renseigner.</w:t>
       </w:r>
     </w:p>
     <w:p>
@@ -4760,7 +6248,7 @@
           <w:color w:val="4672C4"/>
           <w:sz w:val="22"/>
         </w:rPr>
-        <w:t>&gt;&gt; Section18b - Chasse</w:t>
+        <w:t>&gt;&gt; Section17 - Elevage</w:t>
       </w:r>
     </w:p>
     <w:p>
@@ -4771,7 +6259,28 @@
         <w:rPr>
           <w:sz w:val="20"/>
         </w:rPr>
-        <w:t>- Prière de renseigner la section 18 (La chasse).</w:t>
+        <w:t>- Avertissement! la valeur de l'achat (700 Fcfa) d'un Poules / poulets est trop petite ou élevée. Veuillez confirmer ces informations avec le QG ou apporter les corrections nécessaires.</w:t>
+      </w:r>
+    </w:p>
+    <w:p>
+      <w:r>
+        <w:rPr>
+          <w:b/>
+          <w:color w:val="4672C4"/>
+          <w:sz w:val="22"/>
+        </w:rPr>
+        <w:t>&gt;&gt; Section19 - Equipements agricoles</w:t>
+      </w:r>
+    </w:p>
+    <w:p>
+      <w:pPr>
+        <w:ind w:left="283"/>
+      </w:pPr>
+      <w:r>
+        <w:rPr>
+          <w:sz w:val="20"/>
+        </w:rPr>
+        <w:t>- Attention ! Fourchette a été revendu à 2500 Fcfa qui est relativement élevé par rapport aux autres prix de revente observés dans cette zone. Prière de corriger ou de confirmer avec le QG.</w:t>
       </w:r>
     </w:p>
     <w:p>
@@ -5075,7 +6584,7 @@
           </w:tcPr>
           <w:p>
             <w:r/>
-            <w:hyperlink r:id="rId14">
+            <w:hyperlink r:id="rId17">
               <w:r>
                 <w:rPr>
                   <w:color w:val="0563C1"/>
@@ -5157,7 +6666,17 @@
         <w:rPr>
           <w:sz w:val="20"/>
         </w:rPr>
-        <w:t>- Peu probable! ABDOULAYE SOW  n'arrive pas  à comprendre un petit texte lu dans une langue locale (s02q03). Veuillez corriger ou donner des explications au QG. Avertissement!! ABDOULAYE SOW qui sait écrire en français doit pouvoir lire en français.</w:t>
+        <w:t xml:space="preserve">- Peu probable! ABDOULAYE SOW  n'arrive pas  à comprendre un petit texte lu dans une langue locale (s02q03). Veuillez corriger ou donner des explications au QG. Avertissement!! ABDOULAYE SOW qui sait écrire en français doit pouvoir lire en français. </w:t>
+        <w:br/>
+        <w:t xml:space="preserve">- Peu probable! ALASSANE SOW  n'arrive pas  à comprendre un petit texte lu dans une langue locale (s02q03). Veuillez corriger ou donner des explications au QG. Peu probable! ALASSANE SOW  ne sait ni lire, ni écrire, ni comprendre dans aucune des langues  (s02q01,s02q02,s02q03). Veuillez corriger ou donner des explications au QG. </w:t>
+        <w:br/>
+        <w:t xml:space="preserve">- Peu probable! MAKHTAR SOW  n'arrive pas  à comprendre un petit texte lu dans une langue locale (s02q03). Veuillez corriger ou donner des explications au QG. Peu probable! MAKHTAR SOW  ne sait ni lire, ni écrire, ni comprendre dans aucune des langues  (s02q01,s02q02,s02q03). Veuillez corriger ou donner des explications au QG. </w:t>
+        <w:br/>
+        <w:t>- Peu probable! MARIEME SOW  n'arrive pas  à comprendre un petit texte lu dans une langue locale (s02q03). Veuillez corriger ou donner des explications au QG. Peu probable! MARIEME SOW  ne sait ni lire, ni écrire, ni comprendre dans aucune des langues  (s02q01,s02q02,s02q03). Veuillez corriger ou donner des explications au QG. Le montant des frais d'uniformes pour l'année scolaire de MARIEME SOW est faible ou élevé. veuillez, s'il vous plait, confirmer ces informations avec le QG ou apporter les corrections nécessaires.</w:t>
+        <w:br/>
+        <w:t xml:space="preserve">- Peu probable! NDACK WADE  n'arrive pas  à comprendre un petit texte lu dans une langue locale (s02q03). Veuillez corriger ou donner des explications au QG. Peu probable! NDACK WADE  ne sait ni lire, ni écrire, ni comprendre dans aucune des langues  (s02q01,s02q02,s02q03). Veuillez corriger ou donner des explications au QG. </w:t>
+        <w:br/>
+        <w:t>- Peu probable! THILLO SOW  n'arrive pas  à comprendre un petit texte lu dans une langue locale (s02q03). Veuillez corriger ou donner des explications au QG. Peu probable! THILLO SOW  ne sait ni lire, ni écrire, ni comprendre dans aucune des langues  (s02q01,s02q02,s02q03). Veuillez corriger ou donner des explications au QG.</w:t>
       </w:r>
     </w:p>
     <w:p>
@@ -5167,7 +6686,7 @@
           <w:color w:val="4672C4"/>
           <w:sz w:val="22"/>
         </w:rPr>
-        <w:t>&gt;&gt; Section3 - Sante</w:t>
+        <w:t>&gt;&gt; Section4a - Emploi</w:t>
       </w:r>
     </w:p>
     <w:p>
@@ -5178,17 +6697,9 @@
         <w:rPr>
           <w:sz w:val="20"/>
         </w:rPr>
-        <w:t xml:space="preserve">- || </w:t>
+        <w:t xml:space="preserve">- La  raison principale que ALASSANE SOW n'a pas cherché du travail au cours des 30 derniers jours est étude coranique et semble exister dans les modalités, prière de prendre attache avec le QG pour plus d'explication afin de la classer bien. </w:t>
         <w:br/>
-        <w:t xml:space="preserve">- </w:t>
-        <w:br/>
-        <w:t xml:space="preserve">- </w:t>
-        <w:br/>
-        <w:t xml:space="preserve">- </w:t>
-        <w:br/>
-        <w:t xml:space="preserve">- </w:t>
-        <w:br/>
-        <w:t>- Le montant(.a FCFA) des frais de consultation par le medecin généraliste de NDACK WADE semble trop faible ou élevé, veuillez revoir ce montant. Le montant(.a FCFA) des frais de consultation par le medecin spécialiste de NDACK WADE semble trop faible ou élevé, veuillez revoir ce montant. Le montant(.a FCFA) des frais de consultation par le medecin dentiste de NDACK WADE semble trop faible ou élevé, veuillez revoir ce montant. Le montant(.a FCFA) des frais de consultations chez un guerrisseur traditionnel de NDACK WADE semble trop élevé, veuillez revoir ce montant. Le montant(.a FCFA) des frais d'examens médicaux et des soins de NDACK WADE semble trop faible ou élevé, veuillez revoir ce montant. Le montant(.a FCFA) des frais de médicaments traditionnel hors hospitalisation de NDACK WADE semble trop élevé, veuillez revoir ce montant. Le montant(.a FCFA) des frais des médicaments achetés dans les officines publiques de NDACK WADE semble trop faible ou élevé, veuillez revoir ce montant. Le montant(.a FCFA) des frais des médicaments achetés dans les officines privées de NDACK WADE semble trop faible ou élevé, veuillez revoir ce montant.</w:t>
+        <w:t>- Avertissement! Généralement les jeunes hommes (10 à 25ans) font des travaux ménager soit apprendre les enfants à reviser leurs léçons ou d'autres cours, MAKHTAR SOW n'a consacré aucune heure pour les travaux cités en s04q01, s04q02, s04q03, s04q04, s04q05, s04q06, s04q07 et s04q08.Prière de regarder pour corriger ou confirmer avec le QG.  La  raison principale que MAKHTAR SOW n'a pas cherché du travail au cours des 30 derniers jours est étude coranique et semble exister dans les modalités, prière de prendre attache avec le QG pour plus d'explication afin de la classer bien.</w:t>
       </w:r>
     </w:p>
     <w:p>
@@ -5219,7 +6730,7 @@
           <w:color w:val="4672C4"/>
           <w:sz w:val="22"/>
         </w:rPr>
-        <w:t>&gt;&gt; Section7a2 - Repas pris a l'exterieur du menage</w:t>
+        <w:t>&gt;&gt; Section7b - Consommation alimentaire - 7 jours</w:t>
       </w:r>
     </w:p>
     <w:p>
@@ -5230,19 +6741,7 @@
         <w:rPr>
           <w:sz w:val="20"/>
         </w:rPr>
-        <w:t xml:space="preserve">- La section sur le repas pris à l'extérieur du ménage du membre ABDOULAYE SOW n'est pas renseignée à 100 %. Prière de vérifier l'ensemble des questions relatives à ce membre et de les renseigner en totalité. </w:t>
-        <w:br/>
-        <w:t xml:space="preserve">- La section sur le repas pris à l'extérieur du ménage du membre ALASSANE SOW n'est pas renseignée à 100 %. Prière de vérifier l'ensemble des questions relatives à ce membre et de les renseigner en totalité. </w:t>
-        <w:br/>
-        <w:t xml:space="preserve">- La section sur le repas pris à l'extérieur du ménage du membre MAKHTAR SOW n'est pas renseignée à 100 %. Prière de vérifier l'ensemble des questions relatives à ce membre et de les renseigner en totalité. </w:t>
-        <w:br/>
-        <w:t xml:space="preserve">- La section sur le repas pris à l'extérieur du ménage du membre MARIEME SOW n'est pas renseignée à 100 %. Prière de vérifier l'ensemble des questions relatives à ce membre et de les renseigner en totalité. </w:t>
-        <w:br/>
-        <w:t xml:space="preserve">- La section sur le repas pris à l'extérieur du ménage du membre MOUHAMED SOW n'est pas renseignée à 100 %. Prière de vérifier l'ensemble des questions relatives à ce membre et de les renseigner en totalité. </w:t>
-        <w:br/>
-        <w:t xml:space="preserve">- La section sur le repas pris à l'extérieur du ménage du membre NDACK WADE n'est pas renseignée à 100 %. Prière de vérifier l'ensemble des questions relatives à ce membre et de les renseigner en totalité. </w:t>
-        <w:br/>
-        <w:t>- La section sur le repas pris à l'extérieur du ménage du membre THILLO SOW n'est pas renseignée à 100 %. Prière de vérifier l'ensemble des questions relatives à ce membre et de les renseigner en totalité.</w:t>
+        <w:t>- Attention ! Le prix unitaire d'achat (25 Fcfa) de Soumbala (moutarde africaine) en Sachets (Petit) est relativement faible par rapport aux autres prix observés dans cette zone. Prière de corriger ou de confirmer avec le QG. Attention ! Le prix unitaire d'achat (50 Fcfa) de Feuilles de patate en Sachets (Petit) est relativement faible par rapport aux autres prix observés dans cette zone. Prière de corriger ou de confirmer avec le QG. Attention ! Soupçons de quantité anormale! Le ménage de ABDOULAYE SOW avec une taille de 7 personnes a consommé 12 Morceau (Portion) en Petit de Choux qui est relativement élevé comme consommation par rapport à la condition de vie des autres ménages de même taille dans cette zone. Prière de corriger ou de confirmer avec le QG. Avertissement!! La quantité (6.5 litre) du produit Huile de palme raffinée consommée  par le ménage semble très élevé, prière de corriger ou confirmer avec le QG. Avertissement!! le prix unitaire (100 Fcfa) de Thé en sachet (unité: Sachets) de taille Petit est très faible ou élevé. Prière de corriger ou de confirmer avec le QG. Incohérence!! Dans ce ménage, chaque individus consomme par jour 1.489796 Kg  de cereale; Prière de revoir les quantités prises de ces produits. Incohérence!! Dans ce ménage, chaque individus consomme par jour 1.489796 Kg  de cereale; Prière de revoir les quantités prises de ces produits.</w:t>
       </w:r>
     </w:p>
     <w:p>
@@ -5252,7 +6751,7 @@
           <w:color w:val="4672C4"/>
           <w:sz w:val="22"/>
         </w:rPr>
-        <w:t>&gt;&gt; Section9b - Depenses non-alimentaires - 7 jours</w:t>
+        <w:t>&gt;&gt; Section9c - Depenses non-alimentaires - 30 jours</w:t>
       </w:r>
     </w:p>
     <w:p>
@@ -5263,46 +6762,7 @@
         <w:rPr>
           <w:sz w:val="20"/>
         </w:rPr>
-        <w:t xml:space="preserve">- Peu plausible! le montant de la dépense pour Cigarettes, Tabac est trop élevé. Veuillez, s'il vous plaît, confirmer cette information avec le QG ou la corriger s09Bq03. </w:t>
-        <w:br/>
-        <w:t xml:space="preserve">- Peu plausible! le montant de la dépense pour Essence pour motocyclette est trop élevé. Veuillez, s'il vous plaît, confirmer cette information avec le QG ou la corriger s09Bq03. </w:t>
-        <w:br/>
-        <w:t xml:space="preserve">- Peu plausible! le montant de la dépense pour Journaux quotidiens est trop élevé. Veuillez, s'il vous plaît, confirmer cette information avec le QG ou la corriger s09Bq03. </w:t>
-        <w:br/>
-        <w:t xml:space="preserve">- Peu plausible! le montant de la dépense pour Pétrole lampant est trop élevé. Veuillez, s'il vous plaît, confirmer cette information avec le QG ou la corriger s09Bq03. </w:t>
-        <w:br/>
-        <w:t xml:space="preserve">- Peu plausible! le montant de la dépense pour Transport urbain en bus est trop élevé. Veuillez, s'il vous plaît, confirmer cette information avec le QG ou la corriger s09Bq03. </w:t>
-        <w:br/>
-        <w:t xml:space="preserve">- Peu plausible! le montant de la dépense pour Transport urbain en taxi est trop élevé. Veuillez, s'il vous plaît, confirmer cette information avec le QG ou la corriger s09Bq03. </w:t>
-        <w:br/>
-        <w:t xml:space="preserve">- Peu plausible! le montant de la dépense pour Transport urbain en train est trop élevé. Veuillez, s'il vous plaît, confirmer cette information avec le QG ou la corriger s09Bq03. </w:t>
-        <w:br/>
-        <w:t xml:space="preserve">- Peu plausible! le montant de la dépense pour Transport urbain/rural en moto-taxi est trop élevé. Veuillez, s'il vous plaît, confirmer cette information avec le QG ou la corriger s09Bq03. </w:t>
-        <w:br/>
-        <w:t xml:space="preserve">- Peu plausible! le montant de la dépense pour Transport urbain/rural par traction animale est trop élevé. Veuillez, s'il vous plaît, confirmer cette information avec le QG ou la corriger s09Bq03. </w:t>
-        <w:br/>
-        <w:t>- Peu plausible! le montant de la dépense pour Transport urbain/rural par voie fluviale est trop élevé. Veuillez, s'il vous plaît, confirmer cette information avec le QG ou la corriger s09Bq03.</w:t>
-      </w:r>
-    </w:p>
-    <w:p>
-      <w:r>
-        <w:rPr>
-          <w:b/>
-          <w:color w:val="4672C4"/>
-          <w:sz w:val="22"/>
-        </w:rPr>
-        <w:t>&gt;&gt; Section9e - Depenses non-alimentaires - 6 mois</w:t>
-      </w:r>
-    </w:p>
-    <w:p>
-      <w:pPr>
-        <w:ind w:left="283"/>
-      </w:pPr>
-      <w:r>
-        <w:rPr>
-          <w:sz w:val="20"/>
-        </w:rPr>
-        <w:t>- Peu plausible! le montant de la dépense pour Frais de confection et de réparation de vêtements homme: ensemble, pantalon, chemise, réparation, location vêtement, etc. semble élevé. Veuillez, s'il vous plaît, confirmer cette information avec le QG ou la corriger.</w:t>
+        <w:t>- La dernière fois que vous avez acheté Frais de coiffure homme et femme (salon, tressage, mèches, coupe, etc.), manucure, pédicure est salon de coiffure et semble exister dans les modalités, prière de prendre attache avec le QG pour plus d'explication afin de la classer bien.</w:t>
       </w:r>
     </w:p>
     <w:p>
@@ -5323,9 +6783,7 @@
         <w:rPr>
           <w:sz w:val="20"/>
         </w:rPr>
-        <w:t xml:space="preserve">- || </w:t>
-        <w:br/>
-        <w:t>- Peu plausible! le montant de la dépense pour Boucle d'oreilles, colliers, bracelets, bijoux, autres articles de bijouterie et joaillerie n.d.a semble trop faible ou élevé. Veuillez, s'il vous plaît, confirmer cette information avec le QG ou la corriger.</w:t>
+        <w:t>- ||</w:t>
       </w:r>
     </w:p>
     <w:p>
@@ -5335,7 +6793,7 @@
           <w:color w:val="4672C4"/>
           <w:sz w:val="22"/>
         </w:rPr>
-        <w:t>&gt;&gt; Section10a - Existence entreprise non agricole</w:t>
+        <w:t>&gt;&gt; Section10b - caracteristiques entreprise non agricole</w:t>
       </w:r>
     </w:p>
     <w:p>
@@ -5346,7 +6804,9 @@
         <w:rPr>
           <w:sz w:val="20"/>
         </w:rPr>
-        <w:t>- La section 10a du ménage de ABDOULAYE SOW n'est pas totalement renseigné ou n'a pas commencé, prière de renseigner toutes les questions de la section 10 avant d'entamer la section 10b</w:t>
+        <w:t xml:space="preserve">- Le salaire qu'une personne de cette catégorie (10.62) a travaillé(e) dans cette entreprise ABDOULAYE SOW est élevé ou faible. Prière de confirmer cette information avec le QG ou de corriger. </w:t>
+        <w:br/>
+        <w:t>- Le salaire qu'une personne de cette catégorie (10.62) a travaillé(e) dans cette entreprise réparateur de moto est élevé ou faible. Prière de confirmer cette information avec le QG ou de corriger.</w:t>
       </w:r>
     </w:p>
     <w:p>
@@ -5713,7 +7173,7 @@
           </w:tcPr>
           <w:p>
             <w:r/>
-            <w:hyperlink r:id="rId15">
+            <w:hyperlink r:id="rId18">
               <w:r>
                 <w:rPr>
                   <w:color w:val="0563C1"/>
@@ -5841,9 +7301,7 @@
         <w:rPr>
           <w:sz w:val="20"/>
         </w:rPr>
-        <w:t xml:space="preserve">- AvertissementKHADIATOU SY  travaille mais les questions relatives à son emploi secondaire ne sont pas renseignées à 100%, prière de les renseigner. Vous avez sélectionné l'option 'Ne sait pas' pour la catégorie socioprofessionnelle de KHADIATOU SY ou vous ne l'avez pas renseigné. prière de corriger. Avertissement!!! les informations de KHADIATOU SY sur le nombre de mois, jours ou heures de son emploi secondaire sont superieur a celles de son emploi principal , veuillez corriger ou confirmer aupres du QG. Incoherence!!! KHADIATOU SY a travaillé plus de 20h par jours pour ses emplois (pricinpal et secondaire), prière de corriger. </w:t>
-        <w:br/>
-        <w:t>-  AvertissementYORO NDIAYE  travaille mais les questions relatives à son emploi secondaire ne sont pas renseignées à 100%, prière de les renseigner. Vous avez sélectionné l'option 'Ne sait pas' pour la catégorie socioprofessionnelle de YORO NDIAYE ou vous ne l'avez pas renseigné. prière de corriger. Avertissement!!! les informations de YORO NDIAYE sur le nombre de mois, jours ou heures de son emploi secondaire sont superieur a celles de son emploi principal , veuillez corriger ou confirmer aupres du QG. Incoherence!!! YORO NDIAYE a travaillé plus de 20h par jours pour ses emplois (pricinpal et secondaire), prière de corriger.</w:t>
+        <w:t>- Avertissement!!! les informations de KHADIATOU SY sur le nombre de mois, jours ou heures de son emploi secondaire sont superieur a celles de son emploi principal , veuillez corriger ou confirmer aupres du QG.</w:t>
       </w:r>
     </w:p>
     <w:p>
@@ -5864,7 +7322,7 @@
         <w:rPr>
           <w:sz w:val="20"/>
         </w:rPr>
-        <w:t>- Attention ! Le prix unitaire d'achat (1000 Fcfa) de Huile de palme raffinée en Litre (taille unique) est relativement faible par rapport aux autres prix observés dans cette zone. Prière de corriger ou de confirmer avec le QG. Attention ! Le prix unitaire d'achat (200 Fcfa) de Pain moderne (Baguette) en miche (Moyen) est relativement élevé par rapport aux autres prix observés dans cette zone. Prière de corriger ou de confirmer avec le QG. Attention ! Le prix unitaire d'achat (50 Fcfa) de Carotte en Pièce (Petit) est relativement faible par rapport aux autres prix observés dans cette zone. Prière de corriger ou de confirmer avec le QG. Avertissement!! le prix unitaire (100 Fcfa) de Thé en sachet (unité: Sachets) de taille Moyen est très faible ou élevé. Prière de corriger ou de confirmer avec le QG. Avertissement!!! Le ménage a consommé 10 Pièce Petit de Poisson frais type 11, cette quantité semble anormale pour une consommation des 7 derniers jours.Prière de corriger ou de confirmer avec le QG.</w:t>
+        <w:t>- Attention ! Le prix unitaire d'achat (200 Fcfa) de Pain moderne (Baguette) en miche (Moyen) est relativement élevé par rapport aux autres prix observés dans cette zone. Prière de corriger ou de confirmer avec le QG. Avertissement!! le prix unitaire (100 Fcfa) de Thé en sachet (unité: Sachets) de taille Moyen est très faible ou élevé. Prière de corriger ou de confirmer avec le QG. Avertissement!!! Le ménage a consommé 25 Sachets Petit de Sucre en poudre , cette quantité semble anormale pour une consommation des 7 derniers jours.Prière de corriger ou de confirmer avec le QG. Incohérence!! Dans ce ménage, chaque individus consomme par jour 2.907143 Kg  de cereale; Prière de revoir les quantités prises de ces produits.</w:t>
       </w:r>
     </w:p>
     <w:p>
@@ -5907,29 +7365,6 @@
           <w:sz w:val="20"/>
         </w:rPr>
         <w:t>- Peu plausible! le montant de la dépense pour Accessoires des chaussures (chausse-pieds; brosses à chaussure, lacet) semble faible. Veuillez, s'il vous plaît, confirmer cette information avec le QG ou la corriger.</w:t>
-      </w:r>
-    </w:p>
-    <w:p>
-      <w:r>
-        <w:rPr>
-          <w:b/>
-          <w:color w:val="4672C4"/>
-          <w:sz w:val="22"/>
-        </w:rPr>
-        <w:t>&gt;&gt; Section10b - caracteristiques entreprise non agricole</w:t>
-      </w:r>
-    </w:p>
-    <w:p>
-      <w:pPr>
-        <w:ind w:left="283"/>
-      </w:pPr>
-      <w:r>
-        <w:rPr>
-          <w:sz w:val="20"/>
-        </w:rPr>
-        <w:t xml:space="preserve">- Les informations sur ces entrepises non agricole manquent, prière de les renseigner. Le montant obtenus sur les services rendus par l'entreprise ##N/A## au cours des 30 derniers jours ou durant le dernier mois où l'entreprise a fonctionné n'a pas été renseigné, prière de mettre de 0 si l'entreprise n'a pas rendu de service. Prière de renseigner les montants dans les champs (s10q46 s10q47 s10q48 s10q49 s10q50 s10q51 s10q52 s10q53 s10q54 s10q55 s10q56 s10q57), mettre 0 si l'entreprise ##N/A## n'a pas effectué des dépenses ou faire des reventes des marchandises ou des produits ou rendre de service.Cette entreprise ##N/A## dit avoir obtenu une valeur sur les marchandises vendu en etat, les marchandises vendu après transformation et les services rendus. Prière de corriger. Cette entreprise ##N/A## dit avoir obtenu une valeur sur les marchandises vendu en etat et les marchandises vendu après transformation. La main d'oeuvre familiale pour OUMOU MANE ayant travaillé dans cette entreprise ##N/A## aucours des 12 derniers mois n'est pas renseigner. Prière de reneigner toutes les informations qui lui concerne. La main d'oeuvre sariale de OUMOU MANE ayant travaillé dans cette entreprise ##N/A## aucours des 30 derniers jours n'est pas renseigner. Prière de reneigner toutes les informations qui lui concerne. </w:t>
-        <w:br/>
-        <w:t>- Les informations sur ces entrepises non agricole manquent, prière de les renseigner. Le montant obtenus sur les services rendus par l'entreprise ##N/A## au cours des 30 derniers jours ou durant le dernier mois où l'entreprise a fonctionné n'a pas été renseigné, prière de mettre de 0 si l'entreprise n'a pas rendu de service. Prière de renseigner les montants dans les champs (s10q46 s10q47 s10q48 s10q49 s10q50 s10q51 s10q52 s10q53 s10q54 s10q55 s10q56 s10q57), mettre 0 si l'entreprise ##N/A## n'a pas effectué des dépenses ou faire des reventes des marchandises ou des produits ou rendre de service.Cette entreprise ##N/A## dit avoir obtenu une valeur sur les marchandises vendu en etat, les marchandises vendu après transformation et les services rendus. Prière de corriger. Cette entreprise ##N/A## dit avoir obtenu une valeur sur les marchandises vendu en etat et les marchandises vendu après transformation. La main d'oeuvre familiale pour YORO MANÉ ayant travaillé dans cette entreprise ##N/A## aucours des 12 derniers mois n'est pas renseigner. Prière de reneigner toutes les informations qui lui concerne. La main d'oeuvre sariale de YORO MANÉ ayant travaillé dans cette entreprise ##N/A## aucours des 30 derniers jours n'est pas renseigner. Prière de reneigner toutes les informations qui lui concerne.</w:t>
       </w:r>
     </w:p>
     <w:p>
